--- a/Козелков Дмитрий Игоревич КИ24-16.1Б.docx
+++ b/Козелков Дмитрий Игоревич КИ24-16.1Б.docx
@@ -251,10 +251,10 @@
       </w:pPr>
       <w:r>
         <w:drawing>
-          <wp:inline distT="0" distB="0" distL="0" distR="0" wp14:anchorId="6E936130" wp14:editId="4E6301F8">
-            <wp:extent cx="5844540" cy="4312920"/>
-            <wp:effectExtent l="0" t="0" r="3810" b="0"/>
-            <wp:docPr id="14" name="Рисунок 14"/>
+          <wp:inline distT="0" distB="0" distL="0" distR="0" wp14:anchorId="741A6113" wp14:editId="46C7DAB0">
+            <wp:extent cx="6120130" cy="4732020"/>
+            <wp:effectExtent l="0" t="0" r="0" b="0"/>
+            <wp:docPr id="15" name="Рисунок 15"/>
             <wp:cNvGraphicFramePr>
               <a:graphicFrameLocks xmlns:a="http://schemas.openxmlformats.org/drawingml/2006/main" noChangeAspect="1"/>
             </wp:cNvGraphicFramePr>
@@ -262,36 +262,23 @@
               <a:graphicData uri="http://schemas.openxmlformats.org/drawingml/2006/picture">
                 <pic:pic xmlns:pic="http://schemas.openxmlformats.org/drawingml/2006/picture">
                   <pic:nvPicPr>
-                    <pic:cNvPr id="0" name="Picture 2"/>
-                    <pic:cNvPicPr>
-                      <a:picLocks noChangeAspect="1" noChangeArrowheads="1"/>
-                    </pic:cNvPicPr>
+                    <pic:cNvPr id="1" name=""/>
+                    <pic:cNvPicPr/>
                   </pic:nvPicPr>
                   <pic:blipFill>
-                    <a:blip r:embed="rId11">
-                      <a:extLst>
-                        <a:ext uri="{28A0092B-C50C-407E-A947-70E740481C1C}">
-                          <a14:useLocalDpi xmlns:a14="http://schemas.microsoft.com/office/drawing/2010/main" val="0"/>
-                        </a:ext>
-                      </a:extLst>
-                    </a:blip>
-                    <a:srcRect/>
+                    <a:blip r:embed="rId11"/>
                     <a:stretch>
                       <a:fillRect/>
                     </a:stretch>
                   </pic:blipFill>
-                  <pic:spPr bwMode="auto">
+                  <pic:spPr>
                     <a:xfrm>
                       <a:off x="0" y="0"/>
-                      <a:ext cx="5844540" cy="4312920"/>
+                      <a:ext cx="6120130" cy="4732020"/>
                     </a:xfrm>
                     <a:prstGeom prst="rect">
                       <a:avLst/>
                     </a:prstGeom>
-                    <a:noFill/>
-                    <a:ln>
-                      <a:noFill/>
-                    </a:ln>
                   </pic:spPr>
                 </pic:pic>
               </a:graphicData>
@@ -370,7 +357,15 @@
         </w:numPr>
       </w:pPr>
       <w:r>
-        <w:t>Рабочая база данных, в которую, через бота, можно внести информацию и изъять.</w:t>
+        <w:t xml:space="preserve">Рабочая база данных, в которую, </w:t>
+      </w:r>
+      <w:proofErr w:type="gramStart"/>
+      <w:r>
+        <w:t>через бота</w:t>
+      </w:r>
+      <w:proofErr w:type="gramEnd"/>
+      <w:r>
+        <w:t>, можно внести информацию и изъять.</w:t>
       </w:r>
     </w:p>
     <w:p>

--- a/Козелков Дмитрий Игоревич КИ24-16.1Б.docx
+++ b/Козелков Дмитрий Игоревич КИ24-16.1Б.docx
@@ -24,6 +24,14 @@
     </w:p>
     <w:p>
       <w:pPr>
+        <w:pStyle w:val="a5"/>
+      </w:pPr>
+      <w:r>
+        <w:t>Задачи на текущий спринт указаны в таблице (рисунок 1).</w:t>
+      </w:r>
+    </w:p>
+    <w:p>
+      <w:pPr>
         <w:pStyle w:val="af1"/>
         <w:rPr>
           <w:lang w:val="en-US"/>
@@ -31,9 +39,9 @@
       </w:pPr>
       <w:r>
         <w:drawing>
-          <wp:inline distT="0" distB="0" distL="0" distR="0" wp14:anchorId="0464AE89" wp14:editId="57A84B77">
-            <wp:extent cx="6120130" cy="1657985"/>
-            <wp:effectExtent l="0" t="0" r="0" b="0"/>
+          <wp:inline distT="0" distB="0" distL="0" distR="0" wp14:anchorId="0464AE89" wp14:editId="74EA7849">
+            <wp:extent cx="5840655" cy="2362200"/>
+            <wp:effectExtent l="0" t="0" r="8255" b="0"/>
             <wp:docPr id="1" name="Рисунок 1"/>
             <wp:cNvGraphicFramePr>
               <a:graphicFrameLocks xmlns:a="http://schemas.openxmlformats.org/drawingml/2006/main" noChangeAspect="1"/>
@@ -42,11 +50,17 @@
               <a:graphicData uri="http://schemas.openxmlformats.org/drawingml/2006/picture">
                 <pic:pic xmlns:pic="http://schemas.openxmlformats.org/drawingml/2006/picture">
                   <pic:nvPicPr>
-                    <pic:cNvPr id="1" name=""/>
+                    <pic:cNvPr id="1" name="Рисунок 1"/>
                     <pic:cNvPicPr/>
                   </pic:nvPicPr>
                   <pic:blipFill>
-                    <a:blip r:embed="rId8"/>
+                    <a:blip r:embed="rId8" cstate="print">
+                      <a:extLst>
+                        <a:ext uri="{28A0092B-C50C-407E-A947-70E740481C1C}">
+                          <a14:useLocalDpi xmlns:a14="http://schemas.microsoft.com/office/drawing/2010/main" val="0"/>
+                        </a:ext>
+                      </a:extLst>
+                    </a:blip>
                     <a:stretch>
                       <a:fillRect/>
                     </a:stretch>
@@ -54,7 +68,7 @@
                   <pic:spPr>
                     <a:xfrm>
                       <a:off x="0" y="0"/>
-                      <a:ext cx="6120130" cy="1657985"/>
+                      <a:ext cx="5848856" cy="2365517"/>
                     </a:xfrm>
                     <a:prstGeom prst="rect">
                       <a:avLst/>
@@ -81,12 +95,23 @@
         <w:t xml:space="preserve"> </w:t>
       </w:r>
       <w:r>
-        <w:t>Список задач на первый спринт</w:t>
+        <w:t xml:space="preserve">Список задач на </w:t>
+      </w:r>
+      <w:r>
+        <w:t>второй</w:t>
+      </w:r>
+      <w:r>
+        <w:t xml:space="preserve"> спринт</w:t>
       </w:r>
     </w:p>
     <w:p>
       <w:pPr>
         <w:pStyle w:val="a5"/>
+        <w:rPr>
+          <w:rFonts w:eastAsiaTheme="majorEastAsia"/>
+          <w:b/>
+          <w:szCs w:val="32"/>
+        </w:rPr>
       </w:pPr>
       <w:r>
         <w:rPr>
@@ -100,17 +125,47 @@
     <w:p>
       <w:pPr>
         <w:pStyle w:val="a5"/>
+        <w:rPr>
+          <w:rFonts w:eastAsiaTheme="majorEastAsia"/>
+          <w:b/>
+          <w:szCs w:val="32"/>
+        </w:rPr>
       </w:pPr>
     </w:p>
     <w:p>
       <w:pPr>
+        <w:pStyle w:val="a5"/>
+      </w:pPr>
+      <w:r>
+        <w:t xml:space="preserve">По итогам текущего спринта была создана база данных (рисунок 2). Она была подключена к коду приложения, а также были созданы простейшие команды для взаимодействия </w:t>
+      </w:r>
+      <w:r>
+        <w:t xml:space="preserve">с ней </w:t>
+      </w:r>
+      <w:proofErr w:type="gramStart"/>
+      <w:r>
+        <w:t>через бота</w:t>
+      </w:r>
+      <w:proofErr w:type="gramEnd"/>
+      <w:r>
+        <w:t>.</w:t>
+      </w:r>
+      <w:r>
+        <w:t xml:space="preserve"> </w:t>
+      </w:r>
+    </w:p>
+    <w:p>
+      <w:pPr>
         <w:pStyle w:val="af1"/>
+        <w:rPr>
+          <w:lang w:val="en-US"/>
+        </w:rPr>
       </w:pPr>
       <w:r>
         <w:drawing>
-          <wp:inline distT="0" distB="0" distL="0" distR="0" wp14:anchorId="410C202E" wp14:editId="4B5656CA">
-            <wp:extent cx="3452549" cy="4884420"/>
-            <wp:effectExtent l="0" t="0" r="0" b="0"/>
+          <wp:inline distT="0" distB="0" distL="0" distR="0" wp14:anchorId="410C202E" wp14:editId="738ACC5E">
+            <wp:extent cx="5524018" cy="1860176"/>
+            <wp:effectExtent l="0" t="0" r="635" b="6985"/>
             <wp:docPr id="11" name="Рисунок 11"/>
             <wp:cNvGraphicFramePr>
               <a:graphicFrameLocks xmlns:a="http://schemas.openxmlformats.org/drawingml/2006/main" noChangeAspect="1"/>
@@ -119,7 +174,7 @@
               <a:graphicData uri="http://schemas.openxmlformats.org/drawingml/2006/picture">
                 <pic:pic xmlns:pic="http://schemas.openxmlformats.org/drawingml/2006/picture">
                   <pic:nvPicPr>
-                    <pic:cNvPr id="0" name="Picture 1"/>
+                    <pic:cNvPr id="11" name="Рисунок 11"/>
                     <pic:cNvPicPr>
                       <a:picLocks noChangeAspect="1" noChangeArrowheads="1"/>
                     </pic:cNvPicPr>
@@ -132,7 +187,6 @@
                         </a:ext>
                       </a:extLst>
                     </a:blip>
-                    <a:srcRect/>
                     <a:stretch>
                       <a:fillRect/>
                     </a:stretch>
@@ -140,7 +194,7 @@
                   <pic:spPr bwMode="auto">
                     <a:xfrm>
                       <a:off x="0" y="0"/>
-                      <a:ext cx="3459906" cy="4894828"/>
+                      <a:ext cx="5542028" cy="1866241"/>
                     </a:xfrm>
                     <a:prstGeom prst="rect">
                       <a:avLst/>
@@ -160,27 +214,39 @@
     <w:p>
       <w:pPr>
         <w:pStyle w:val="af1"/>
-        <w:rPr>
-          <w:lang w:val="en-US"/>
-        </w:rPr>
       </w:pPr>
       <w:r>
-        <w:t xml:space="preserve">Рисунок 2 – Фотокарточка бота в </w:t>
+        <w:t xml:space="preserve">Рисунок 2 – </w:t>
+      </w:r>
+      <w:r>
+        <w:t xml:space="preserve">База данных в </w:t>
       </w:r>
       <w:r>
         <w:rPr>
           <w:lang w:val="en-US"/>
         </w:rPr>
-        <w:t>Telegram</w:t>
+        <w:t>SQLiteStudio</w:t>
       </w:r>
     </w:p>
     <w:p>
       <w:pPr>
         <w:pStyle w:val="a5"/>
+      </w:pPr>
+      <w:r>
+        <w:t xml:space="preserve">Весь процесс разработки был зафиксирован в виде дерева коммитов СУВ </w:t>
+      </w:r>
+      <w:r>
         <w:rPr>
           <w:lang w:val="en-US"/>
         </w:rPr>
-      </w:pPr>
+        <w:t>Git</w:t>
+      </w:r>
+      <w:r>
+        <w:t xml:space="preserve"> (</w:t>
+      </w:r>
+      <w:r>
+        <w:t>рисунок 3).</w:t>
+      </w:r>
     </w:p>
     <w:p>
       <w:pPr>
@@ -192,9 +258,9 @@
       <w:r>
         <w:lastRenderedPageBreak/>
         <w:drawing>
-          <wp:inline distT="0" distB="0" distL="0" distR="0" wp14:anchorId="26E829B5" wp14:editId="5EC50CD1">
-            <wp:extent cx="6120130" cy="1254125"/>
-            <wp:effectExtent l="0" t="0" r="0" b="3175"/>
+          <wp:inline distT="0" distB="0" distL="0" distR="0" wp14:anchorId="26E829B5" wp14:editId="4B0C62ED">
+            <wp:extent cx="4276723" cy="3467100"/>
+            <wp:effectExtent l="0" t="0" r="0" b="0"/>
             <wp:docPr id="12" name="Рисунок 12"/>
             <wp:cNvGraphicFramePr>
               <a:graphicFrameLocks xmlns:a="http://schemas.openxmlformats.org/drawingml/2006/main" noChangeAspect="1"/>
@@ -203,11 +269,17 @@
               <a:graphicData uri="http://schemas.openxmlformats.org/drawingml/2006/picture">
                 <pic:pic xmlns:pic="http://schemas.openxmlformats.org/drawingml/2006/picture">
                   <pic:nvPicPr>
-                    <pic:cNvPr id="1" name=""/>
+                    <pic:cNvPr id="12" name="Рисунок 12"/>
                     <pic:cNvPicPr/>
                   </pic:nvPicPr>
                   <pic:blipFill>
-                    <a:blip r:embed="rId10"/>
+                    <a:blip r:embed="rId10">
+                      <a:extLst>
+                        <a:ext uri="{28A0092B-C50C-407E-A947-70E740481C1C}">
+                          <a14:useLocalDpi xmlns:a14="http://schemas.microsoft.com/office/drawing/2010/main" val="0"/>
+                        </a:ext>
+                      </a:extLst>
+                    </a:blip>
                     <a:stretch>
                       <a:fillRect/>
                     </a:stretch>
@@ -215,7 +287,7 @@
                   <pic:spPr>
                     <a:xfrm>
                       <a:off x="0" y="0"/>
-                      <a:ext cx="6120130" cy="1254125"/>
+                      <a:ext cx="4316217" cy="3499117"/>
                     </a:xfrm>
                     <a:prstGeom prst="rect">
                       <a:avLst/>
@@ -231,9 +303,6 @@
     <w:p>
       <w:pPr>
         <w:pStyle w:val="af1"/>
-        <w:rPr>
-          <w:lang w:val="en-US"/>
-        </w:rPr>
       </w:pPr>
       <w:r>
         <w:t xml:space="preserve">Рисунок 3 – Дерево коммитов </w:t>
@@ -247,13 +316,21 @@
     </w:p>
     <w:p>
       <w:pPr>
+        <w:pStyle w:val="a5"/>
+      </w:pPr>
+      <w:r>
+        <w:t>После окончания спринта была создана диаграмма сгорания тикетов (рисунок 4).</w:t>
+      </w:r>
+    </w:p>
+    <w:p>
+      <w:pPr>
         <w:pStyle w:val="af1"/>
       </w:pPr>
       <w:r>
         <w:drawing>
-          <wp:inline distT="0" distB="0" distL="0" distR="0" wp14:anchorId="741A6113" wp14:editId="46C7DAB0">
-            <wp:extent cx="6120130" cy="4732020"/>
-            <wp:effectExtent l="0" t="0" r="0" b="0"/>
+          <wp:inline distT="0" distB="0" distL="0" distR="0" wp14:anchorId="741A6113" wp14:editId="4DEE55D8">
+            <wp:extent cx="4893611" cy="3667125"/>
+            <wp:effectExtent l="0" t="0" r="2540" b="0"/>
             <wp:docPr id="15" name="Рисунок 15"/>
             <wp:cNvGraphicFramePr>
               <a:graphicFrameLocks xmlns:a="http://schemas.openxmlformats.org/drawingml/2006/main" noChangeAspect="1"/>
@@ -262,11 +339,17 @@
               <a:graphicData uri="http://schemas.openxmlformats.org/drawingml/2006/picture">
                 <pic:pic xmlns:pic="http://schemas.openxmlformats.org/drawingml/2006/picture">
                   <pic:nvPicPr>
-                    <pic:cNvPr id="1" name=""/>
+                    <pic:cNvPr id="15" name="Рисунок 15"/>
                     <pic:cNvPicPr/>
                   </pic:nvPicPr>
                   <pic:blipFill>
-                    <a:blip r:embed="rId11"/>
+                    <a:blip r:embed="rId11">
+                      <a:extLst>
+                        <a:ext uri="{28A0092B-C50C-407E-A947-70E740481C1C}">
+                          <a14:useLocalDpi xmlns:a14="http://schemas.microsoft.com/office/drawing/2010/main" val="0"/>
+                        </a:ext>
+                      </a:extLst>
+                    </a:blip>
                     <a:stretch>
                       <a:fillRect/>
                     </a:stretch>
@@ -274,7 +357,7 @@
                   <pic:spPr>
                     <a:xfrm>
                       <a:off x="0" y="0"/>
-                      <a:ext cx="6120130" cy="4732020"/>
+                      <a:ext cx="4951616" cy="3710592"/>
                     </a:xfrm>
                     <a:prstGeom prst="rect">
                       <a:avLst/>
@@ -297,10 +380,16 @@
     </w:p>
     <w:p>
       <w:pPr>
+        <w:pStyle w:val="a5"/>
+      </w:pPr>
+    </w:p>
+    <w:p>
+      <w:pPr>
         <w:pStyle w:val="1"/>
         <w:ind w:firstLine="708"/>
       </w:pPr>
       <w:r>
+        <w:lastRenderedPageBreak/>
         <w:t>3 Планы на следующий спринт</w:t>
       </w:r>
     </w:p>
@@ -310,7 +399,16 @@
         <w:pStyle w:val="a5"/>
       </w:pPr>
       <w:r>
-        <w:t>Планы на второй спринт заключаются в создании первых команд для бота, подключения к нему базы данных</w:t>
+        <w:t xml:space="preserve">Планы на </w:t>
+      </w:r>
+      <w:r>
+        <w:t>третий</w:t>
+      </w:r>
+      <w:r>
+        <w:t xml:space="preserve"> спринт заключаются в создании</w:t>
+      </w:r>
+      <w:r>
+        <w:t xml:space="preserve"> архитектуры приложения, базы данных</w:t>
       </w:r>
       <w:r>
         <w:t>.</w:t>
@@ -321,7 +419,13 @@
         <w:pStyle w:val="a5"/>
       </w:pPr>
       <w:r>
-        <w:t>Итогом второго спринта должен выйти:</w:t>
+        <w:t xml:space="preserve">Итогом </w:t>
+      </w:r>
+      <w:r>
+        <w:t>третьего</w:t>
+      </w:r>
+      <w:r>
+        <w:t xml:space="preserve"> спринта должен выйти:</w:t>
       </w:r>
     </w:p>
     <w:p>
@@ -329,11 +433,14 @@
         <w:pStyle w:val="a5"/>
         <w:numPr>
           <w:ilvl w:val="0"/>
-          <w:numId w:val="49"/>
+          <w:numId w:val="50"/>
         </w:numPr>
       </w:pPr>
       <w:r>
-        <w:t>Рабочий код, который позволяет локально запустить бота,</w:t>
+        <w:t>Код разделен логически на насколько файлов</w:t>
+      </w:r>
+      <w:r>
+        <w:t>,</w:t>
       </w:r>
     </w:p>
     <w:p>
@@ -341,38 +448,12 @@
         <w:pStyle w:val="a5"/>
         <w:numPr>
           <w:ilvl w:val="0"/>
-          <w:numId w:val="49"/>
+          <w:numId w:val="50"/>
         </w:numPr>
       </w:pPr>
       <w:r>
-        <w:t>Рабочие команды, которые бот будет обрабатывать,</w:t>
+        <w:t>Продумана и создана структура БД.</w:t>
       </w:r>
-    </w:p>
-    <w:p>
-      <w:pPr>
-        <w:pStyle w:val="a5"/>
-        <w:numPr>
-          <w:ilvl w:val="0"/>
-          <w:numId w:val="49"/>
-        </w:numPr>
-      </w:pPr>
-      <w:r>
-        <w:t xml:space="preserve">Рабочая база данных, в которую, </w:t>
-      </w:r>
-      <w:proofErr w:type="gramStart"/>
-      <w:r>
-        <w:t>через бота</w:t>
-      </w:r>
-      <w:proofErr w:type="gramEnd"/>
-      <w:r>
-        <w:t>, можно внести информацию и изъять.</w:t>
-      </w:r>
-    </w:p>
-    <w:p>
-      <w:pPr>
-        <w:pStyle w:val="a5"/>
-        <w:ind w:firstLine="0"/>
-      </w:pPr>
     </w:p>
     <w:sectPr>
       <w:footerReference w:type="default" r:id="rId12"/>
@@ -3212,7 +3293,6 @@
     <w:lvl w:ilvl="1" w:tplc="04190019">
       <w:start w:val="1"/>
       <w:numFmt w:val="lowerLetter"/>
-      <w:pStyle w:val="2"/>
       <w:lvlText w:val="%2."/>
       <w:lvlJc w:val="left"/>
       <w:pPr>
@@ -3222,7 +3302,6 @@
     <w:lvl w:ilvl="2" w:tplc="0419001B" w:tentative="1">
       <w:start w:val="1"/>
       <w:numFmt w:val="lowerRoman"/>
-      <w:pStyle w:val="3"/>
       <w:lvlText w:val="%3."/>
       <w:lvlJc w:val="right"/>
       <w:pPr>
@@ -3232,7 +3311,6 @@
     <w:lvl w:ilvl="3" w:tplc="0419000F" w:tentative="1">
       <w:start w:val="1"/>
       <w:numFmt w:val="decimal"/>
-      <w:pStyle w:val="4"/>
       <w:lvlText w:val="%4."/>
       <w:lvlJc w:val="left"/>
       <w:pPr>
@@ -3400,6 +3478,95 @@
     </w:lvl>
   </w:abstractNum>
   <w:abstractNum w:abstractNumId="28" w15:restartNumberingAfterBreak="0">
+    <w:nsid w:val="70EF436A"/>
+    <w:multiLevelType w:val="hybridMultilevel"/>
+    <w:tmpl w:val="106EA8EC"/>
+    <w:lvl w:ilvl="0" w:tplc="A43AB3CC">
+      <w:start w:val="1"/>
+      <w:numFmt w:val="decimal"/>
+      <w:lvlText w:val="%1)"/>
+      <w:lvlJc w:val="left"/>
+      <w:pPr>
+        <w:ind w:left="1068" w:hanging="360"/>
+      </w:pPr>
+      <w:rPr>
+        <w:rFonts w:hint="default"/>
+      </w:rPr>
+    </w:lvl>
+    <w:lvl w:ilvl="1" w:tplc="04190019" w:tentative="1">
+      <w:start w:val="1"/>
+      <w:numFmt w:val="lowerLetter"/>
+      <w:lvlText w:val="%2."/>
+      <w:lvlJc w:val="left"/>
+      <w:pPr>
+        <w:ind w:left="1788" w:hanging="360"/>
+      </w:pPr>
+    </w:lvl>
+    <w:lvl w:ilvl="2" w:tplc="0419001B" w:tentative="1">
+      <w:start w:val="1"/>
+      <w:numFmt w:val="lowerRoman"/>
+      <w:lvlText w:val="%3."/>
+      <w:lvlJc w:val="right"/>
+      <w:pPr>
+        <w:ind w:left="2508" w:hanging="180"/>
+      </w:pPr>
+    </w:lvl>
+    <w:lvl w:ilvl="3" w:tplc="0419000F" w:tentative="1">
+      <w:start w:val="1"/>
+      <w:numFmt w:val="decimal"/>
+      <w:lvlText w:val="%4."/>
+      <w:lvlJc w:val="left"/>
+      <w:pPr>
+        <w:ind w:left="3228" w:hanging="360"/>
+      </w:pPr>
+    </w:lvl>
+    <w:lvl w:ilvl="4" w:tplc="04190019" w:tentative="1">
+      <w:start w:val="1"/>
+      <w:numFmt w:val="lowerLetter"/>
+      <w:lvlText w:val="%5."/>
+      <w:lvlJc w:val="left"/>
+      <w:pPr>
+        <w:ind w:left="3948" w:hanging="360"/>
+      </w:pPr>
+    </w:lvl>
+    <w:lvl w:ilvl="5" w:tplc="0419001B" w:tentative="1">
+      <w:start w:val="1"/>
+      <w:numFmt w:val="lowerRoman"/>
+      <w:lvlText w:val="%6."/>
+      <w:lvlJc w:val="right"/>
+      <w:pPr>
+        <w:ind w:left="4668" w:hanging="180"/>
+      </w:pPr>
+    </w:lvl>
+    <w:lvl w:ilvl="6" w:tplc="0419000F" w:tentative="1">
+      <w:start w:val="1"/>
+      <w:numFmt w:val="decimal"/>
+      <w:lvlText w:val="%7."/>
+      <w:lvlJc w:val="left"/>
+      <w:pPr>
+        <w:ind w:left="5388" w:hanging="360"/>
+      </w:pPr>
+    </w:lvl>
+    <w:lvl w:ilvl="7" w:tplc="04190019" w:tentative="1">
+      <w:start w:val="1"/>
+      <w:numFmt w:val="lowerLetter"/>
+      <w:lvlText w:val="%8."/>
+      <w:lvlJc w:val="left"/>
+      <w:pPr>
+        <w:ind w:left="6108" w:hanging="360"/>
+      </w:pPr>
+    </w:lvl>
+    <w:lvl w:ilvl="8" w:tplc="0419001B" w:tentative="1">
+      <w:start w:val="1"/>
+      <w:numFmt w:val="lowerRoman"/>
+      <w:lvlText w:val="%9."/>
+      <w:lvlJc w:val="right"/>
+      <w:pPr>
+        <w:ind w:left="6828" w:hanging="180"/>
+      </w:pPr>
+    </w:lvl>
+  </w:abstractNum>
+  <w:abstractNum w:abstractNumId="29" w15:restartNumberingAfterBreak="0">
     <w:nsid w:val="73624D4C"/>
     <w:multiLevelType w:val="hybridMultilevel"/>
     <w:tmpl w:val="5136ED48"/>
@@ -3492,7 +3659,7 @@
       </w:pPr>
     </w:lvl>
   </w:abstractNum>
-  <w:abstractNum w:abstractNumId="29" w15:restartNumberingAfterBreak="0">
+  <w:abstractNum w:abstractNumId="30" w15:restartNumberingAfterBreak="0">
     <w:nsid w:val="74761163"/>
     <w:multiLevelType w:val="hybridMultilevel"/>
     <w:tmpl w:val="87C2B33A"/>
@@ -3605,7 +3772,7 @@
       </w:rPr>
     </w:lvl>
   </w:abstractNum>
-  <w:abstractNum w:abstractNumId="30" w15:restartNumberingAfterBreak="0">
+  <w:abstractNum w:abstractNumId="31" w15:restartNumberingAfterBreak="0">
     <w:nsid w:val="75407AFF"/>
     <w:multiLevelType w:val="hybridMultilevel"/>
     <w:tmpl w:val="9A80A914"/>
@@ -3719,7 +3886,7 @@
       </w:rPr>
     </w:lvl>
   </w:abstractNum>
-  <w:abstractNum w:abstractNumId="31" w15:restartNumberingAfterBreak="0">
+  <w:abstractNum w:abstractNumId="32" w15:restartNumberingAfterBreak="0">
     <w:nsid w:val="76C82258"/>
     <w:multiLevelType w:val="hybridMultilevel"/>
     <w:tmpl w:val="0B1CB0C2"/>
@@ -3809,7 +3976,7 @@
       </w:pPr>
     </w:lvl>
   </w:abstractNum>
-  <w:abstractNum w:abstractNumId="32" w15:restartNumberingAfterBreak="0">
+  <w:abstractNum w:abstractNumId="33" w15:restartNumberingAfterBreak="0">
     <w:nsid w:val="76D80C03"/>
     <w:multiLevelType w:val="hybridMultilevel"/>
     <w:tmpl w:val="F80A1A88"/>
@@ -3922,7 +4089,7 @@
       </w:rPr>
     </w:lvl>
   </w:abstractNum>
-  <w:abstractNum w:abstractNumId="33" w15:restartNumberingAfterBreak="0">
+  <w:abstractNum w:abstractNumId="34" w15:restartNumberingAfterBreak="0">
     <w:nsid w:val="7B3440E5"/>
     <w:multiLevelType w:val="hybridMultilevel"/>
     <w:tmpl w:val="B052A87E"/>
@@ -4035,7 +4202,7 @@
       </w:rPr>
     </w:lvl>
   </w:abstractNum>
-  <w:abstractNum w:abstractNumId="34" w15:restartNumberingAfterBreak="0">
+  <w:abstractNum w:abstractNumId="35" w15:restartNumberingAfterBreak="0">
     <w:nsid w:val="7D6C5FC9"/>
     <w:multiLevelType w:val="hybridMultilevel"/>
     <w:tmpl w:val="DAFA4068"/>
@@ -4152,7 +4319,7 @@
     <w:abstractNumId w:val="13"/>
   </w:num>
   <w:num w:numId="2" w16cid:durableId="1422877129">
-    <w:abstractNumId w:val="32"/>
+    <w:abstractNumId w:val="33"/>
   </w:num>
   <w:num w:numId="3" w16cid:durableId="508568436">
     <w:abstractNumId w:val="9"/>
@@ -4170,7 +4337,7 @@
     <w:abstractNumId w:val="24"/>
   </w:num>
   <w:num w:numId="8" w16cid:durableId="287011221">
-    <w:abstractNumId w:val="31"/>
+    <w:abstractNumId w:val="32"/>
   </w:num>
   <w:num w:numId="9" w16cid:durableId="379478344">
     <w:abstractNumId w:val="13"/>
@@ -4263,13 +4430,13 @@
     </w:lvlOverride>
   </w:num>
   <w:num w:numId="12" w16cid:durableId="882519565">
-    <w:abstractNumId w:val="28"/>
+    <w:abstractNumId w:val="29"/>
   </w:num>
   <w:num w:numId="13" w16cid:durableId="999045161">
     <w:abstractNumId w:val="19"/>
   </w:num>
   <w:num w:numId="14" w16cid:durableId="521668560">
-    <w:abstractNumId w:val="29"/>
+    <w:abstractNumId w:val="30"/>
   </w:num>
   <w:num w:numId="15" w16cid:durableId="1980645132">
     <w:abstractNumId w:val="13"/>
@@ -4509,10 +4676,10 @@
     <w:abstractNumId w:val="16"/>
   </w:num>
   <w:num w:numId="31" w16cid:durableId="1200969697">
-    <w:abstractNumId w:val="34"/>
+    <w:abstractNumId w:val="35"/>
   </w:num>
   <w:num w:numId="32" w16cid:durableId="1244795526">
-    <w:abstractNumId w:val="30"/>
+    <w:abstractNumId w:val="31"/>
   </w:num>
   <w:num w:numId="33" w16cid:durableId="500243167">
     <w:abstractNumId w:val="4"/>
@@ -4617,7 +4784,7 @@
     <w:abstractNumId w:val="23"/>
   </w:num>
   <w:num w:numId="40" w16cid:durableId="778253576">
-    <w:abstractNumId w:val="33"/>
+    <w:abstractNumId w:val="34"/>
   </w:num>
   <w:num w:numId="41" w16cid:durableId="570048115">
     <w:abstractNumId w:val="26"/>
@@ -4645,6 +4812,9 @@
   </w:num>
   <w:num w:numId="49" w16cid:durableId="543099197">
     <w:abstractNumId w:val="1"/>
+  </w:num>
+  <w:num w:numId="50" w16cid:durableId="395980648">
+    <w:abstractNumId w:val="28"/>
   </w:num>
   <w:numIdMacAtCleanup w:val="2"/>
 </w:numbering>
@@ -5157,6 +5327,7 @@
   <w:style w:type="character" w:default="1" w:styleId="a0">
     <w:name w:val="Default Paragraph Font"/>
     <w:uiPriority w:val="1"/>
+    <w:semiHidden/>
     <w:unhideWhenUsed/>
   </w:style>
   <w:style w:type="table" w:default="1" w:styleId="a1">

--- a/Козелков Дмитрий Игоревич КИ24-16.1Б.docx
+++ b/Козелков Дмитрий Игоревич КИ24-16.1Б.docx
@@ -328,9 +328,9 @@
       </w:pPr>
       <w:r>
         <w:drawing>
-          <wp:inline distT="0" distB="0" distL="0" distR="0" wp14:anchorId="741A6113" wp14:editId="4DEE55D8">
-            <wp:extent cx="4893611" cy="3667125"/>
-            <wp:effectExtent l="0" t="0" r="2540" b="0"/>
+          <wp:inline distT="0" distB="0" distL="0" distR="0" wp14:anchorId="741A6113" wp14:editId="2D5D170E">
+            <wp:extent cx="4563133" cy="3419475"/>
+            <wp:effectExtent l="0" t="0" r="8890" b="0"/>
             <wp:docPr id="15" name="Рисунок 15"/>
             <wp:cNvGraphicFramePr>
               <a:graphicFrameLocks xmlns:a="http://schemas.openxmlformats.org/drawingml/2006/main" noChangeAspect="1"/>
@@ -357,7 +357,7 @@
                   <pic:spPr>
                     <a:xfrm>
                       <a:off x="0" y="0"/>
-                      <a:ext cx="4951616" cy="3710592"/>
+                      <a:ext cx="4646569" cy="3482000"/>
                     </a:xfrm>
                     <a:prstGeom prst="rect">
                       <a:avLst/>
@@ -368,6 +368,9 @@
             </a:graphic>
           </wp:inline>
         </w:drawing>
+      </w:r>
+      <w:r>
+        <w:t>9</w:t>
       </w:r>
     </w:p>
     <w:p>

--- a/Козелков Дмитрий Игоревич КИ24-16.1Б.docx
+++ b/Козелков Дмитрий Игоревич КИ24-16.1Б.docx
@@ -39,9 +39,9 @@
       </w:pPr>
       <w:r>
         <w:drawing>
-          <wp:inline distT="0" distB="0" distL="0" distR="0" wp14:anchorId="0464AE89" wp14:editId="74EA7849">
-            <wp:extent cx="5840655" cy="2362200"/>
-            <wp:effectExtent l="0" t="0" r="8255" b="0"/>
+          <wp:inline distT="0" distB="0" distL="0" distR="0" wp14:anchorId="0464AE89" wp14:editId="1EC8B4E8">
+            <wp:extent cx="6014848" cy="3019425"/>
+            <wp:effectExtent l="0" t="0" r="5080" b="0"/>
             <wp:docPr id="1" name="Рисунок 1"/>
             <wp:cNvGraphicFramePr>
               <a:graphicFrameLocks xmlns:a="http://schemas.openxmlformats.org/drawingml/2006/main" noChangeAspect="1"/>
@@ -54,7 +54,7 @@
                     <pic:cNvPicPr/>
                   </pic:nvPicPr>
                   <pic:blipFill>
-                    <a:blip r:embed="rId8" cstate="print">
+                    <a:blip r:embed="rId8">
                       <a:extLst>
                         <a:ext uri="{28A0092B-C50C-407E-A947-70E740481C1C}">
                           <a14:useLocalDpi xmlns:a14="http://schemas.microsoft.com/office/drawing/2010/main" val="0"/>
@@ -68,7 +68,7 @@
                   <pic:spPr>
                     <a:xfrm>
                       <a:off x="0" y="0"/>
-                      <a:ext cx="5848856" cy="2365517"/>
+                      <a:ext cx="6024378" cy="3024209"/>
                     </a:xfrm>
                     <a:prstGeom prst="rect">
                       <a:avLst/>
@@ -137,21 +137,19 @@
         <w:pStyle w:val="a5"/>
       </w:pPr>
       <w:r>
-        <w:t xml:space="preserve">По итогам текущего спринта была создана база данных (рисунок 2). Она была подключена к коду приложения, а также были созданы простейшие команды для взаимодействия </w:t>
+        <w:t xml:space="preserve">По итогам текущего спринта была </w:t>
       </w:r>
       <w:r>
-        <w:t xml:space="preserve">с ней </w:t>
-      </w:r>
-      <w:proofErr w:type="gramStart"/>
-      <w:r>
-        <w:t>через бота</w:t>
-      </w:r>
-      <w:proofErr w:type="gramEnd"/>
-      <w:r>
-        <w:t>.</w:t>
+        <w:t>изменена</w:t>
       </w:r>
       <w:r>
-        <w:t xml:space="preserve"> </w:t>
+        <w:t xml:space="preserve"> база данных</w:t>
+      </w:r>
+      <w:r>
+        <w:t>, а именно, расширен столбец очередей</w:t>
+      </w:r>
+      <w:r>
+        <w:t xml:space="preserve"> (рисунок 2).</w:t>
       </w:r>
     </w:p>
     <w:p>
@@ -163,9 +161,9 @@
       </w:pPr>
       <w:r>
         <w:drawing>
-          <wp:inline distT="0" distB="0" distL="0" distR="0" wp14:anchorId="410C202E" wp14:editId="738ACC5E">
-            <wp:extent cx="5524018" cy="1860176"/>
-            <wp:effectExtent l="0" t="0" r="635" b="6985"/>
+          <wp:inline distT="0" distB="0" distL="0" distR="0" wp14:anchorId="410C202E" wp14:editId="7468294B">
+            <wp:extent cx="5542028" cy="1792622"/>
+            <wp:effectExtent l="0" t="0" r="1905" b="0"/>
             <wp:docPr id="11" name="Рисунок 11"/>
             <wp:cNvGraphicFramePr>
               <a:graphicFrameLocks xmlns:a="http://schemas.openxmlformats.org/drawingml/2006/main" noChangeAspect="1"/>
@@ -194,7 +192,7 @@
                   <pic:spPr bwMode="auto">
                     <a:xfrm>
                       <a:off x="0" y="0"/>
-                      <a:ext cx="5542028" cy="1866241"/>
+                      <a:ext cx="5542028" cy="1792622"/>
                     </a:xfrm>
                     <a:prstGeom prst="rect">
                       <a:avLst/>
@@ -233,6 +231,231 @@
         <w:pStyle w:val="a5"/>
       </w:pPr>
       <w:r>
+        <w:t>Была разработана и применена новая структура организации кода, которая упрощает разработку и позволяет удобно масштабировать проект (рисунок 3).</w:t>
+      </w:r>
+    </w:p>
+    <w:p>
+      <w:pPr>
+        <w:pStyle w:val="a5"/>
+      </w:pPr>
+    </w:p>
+    <w:p>
+      <w:pPr>
+        <w:pStyle w:val="af1"/>
+      </w:pPr>
+      <w:r>
+        <w:lastRenderedPageBreak/>
+        <w:drawing>
+          <wp:inline distT="0" distB="0" distL="0" distR="0" wp14:anchorId="01B7EBA2" wp14:editId="3FE7D81B">
+            <wp:extent cx="6120130" cy="3852545"/>
+            <wp:effectExtent l="0" t="0" r="0" b="0"/>
+            <wp:docPr id="2" name="Рисунок 2"/>
+            <wp:cNvGraphicFramePr>
+              <a:graphicFrameLocks xmlns:a="http://schemas.openxmlformats.org/drawingml/2006/main" noChangeAspect="1"/>
+            </wp:cNvGraphicFramePr>
+            <a:graphic xmlns:a="http://schemas.openxmlformats.org/drawingml/2006/main">
+              <a:graphicData uri="http://schemas.openxmlformats.org/drawingml/2006/picture">
+                <pic:pic xmlns:pic="http://schemas.openxmlformats.org/drawingml/2006/picture">
+                  <pic:nvPicPr>
+                    <pic:cNvPr id="1" name=""/>
+                    <pic:cNvPicPr/>
+                  </pic:nvPicPr>
+                  <pic:blipFill>
+                    <a:blip r:embed="rId10"/>
+                    <a:stretch>
+                      <a:fillRect/>
+                    </a:stretch>
+                  </pic:blipFill>
+                  <pic:spPr>
+                    <a:xfrm>
+                      <a:off x="0" y="0"/>
+                      <a:ext cx="6120130" cy="3852545"/>
+                    </a:xfrm>
+                    <a:prstGeom prst="rect">
+                      <a:avLst/>
+                    </a:prstGeom>
+                  </pic:spPr>
+                </pic:pic>
+              </a:graphicData>
+            </a:graphic>
+          </wp:inline>
+        </w:drawing>
+      </w:r>
+    </w:p>
+    <w:p>
+      <w:pPr>
+        <w:pStyle w:val="af1"/>
+      </w:pPr>
+      <w:r>
+        <w:t>Рисунок 3 – Структура исходного кода</w:t>
+      </w:r>
+    </w:p>
+    <w:p>
+      <w:pPr>
+        <w:pStyle w:val="a5"/>
+      </w:pPr>
+      <w:r>
+        <w:t>Был создан первый инструмент разработки, а именно, команда, генерирующая модуль в нужность структуре (рисунок 4).</w:t>
+      </w:r>
+    </w:p>
+    <w:p>
+      <w:pPr>
+        <w:pStyle w:val="af1"/>
+      </w:pPr>
+      <w:r>
+        <w:drawing>
+          <wp:inline distT="0" distB="0" distL="0" distR="0" wp14:anchorId="123DFCC8" wp14:editId="2DFAF0FE">
+            <wp:extent cx="6120130" cy="1171575"/>
+            <wp:effectExtent l="0" t="0" r="0" b="9525"/>
+            <wp:docPr id="3" name="Рисунок 3"/>
+            <wp:cNvGraphicFramePr>
+              <a:graphicFrameLocks xmlns:a="http://schemas.openxmlformats.org/drawingml/2006/main" noChangeAspect="1"/>
+            </wp:cNvGraphicFramePr>
+            <a:graphic xmlns:a="http://schemas.openxmlformats.org/drawingml/2006/main">
+              <a:graphicData uri="http://schemas.openxmlformats.org/drawingml/2006/picture">
+                <pic:pic xmlns:pic="http://schemas.openxmlformats.org/drawingml/2006/picture">
+                  <pic:nvPicPr>
+                    <pic:cNvPr id="1" name=""/>
+                    <pic:cNvPicPr/>
+                  </pic:nvPicPr>
+                  <pic:blipFill>
+                    <a:blip r:embed="rId11"/>
+                    <a:stretch>
+                      <a:fillRect/>
+                    </a:stretch>
+                  </pic:blipFill>
+                  <pic:spPr>
+                    <a:xfrm>
+                      <a:off x="0" y="0"/>
+                      <a:ext cx="6120130" cy="1171575"/>
+                    </a:xfrm>
+                    <a:prstGeom prst="rect">
+                      <a:avLst/>
+                    </a:prstGeom>
+                  </pic:spPr>
+                </pic:pic>
+              </a:graphicData>
+            </a:graphic>
+          </wp:inline>
+        </w:drawing>
+      </w:r>
+    </w:p>
+    <w:p>
+      <w:pPr>
+        <w:pStyle w:val="af1"/>
+      </w:pPr>
+      <w:r>
+        <w:t>Рисунок 4 – Команда для генерации модулей</w:t>
+      </w:r>
+    </w:p>
+    <w:p>
+      <w:pPr>
+        <w:pStyle w:val="a5"/>
+      </w:pPr>
+      <w:r>
+        <w:t>Было зафиксировано, что генерация пустых модулей упрощает работу, но помимо этого можно еще генерировать типичные строки, импорты и тому подобное.</w:t>
+      </w:r>
+    </w:p>
+    <w:p>
+      <w:pPr>
+        <w:pStyle w:val="a5"/>
+      </w:pPr>
+      <w:r>
+        <w:t xml:space="preserve">Был создан модуль </w:t>
+      </w:r>
+      <w:r>
+        <w:rPr>
+          <w:lang w:val="en-US"/>
+        </w:rPr>
+        <w:t>start</w:t>
+      </w:r>
+      <w:r>
+        <w:t xml:space="preserve">, который обрабатывает ввод команды </w:t>
+      </w:r>
+      <w:r>
+        <w:t>/</w:t>
+      </w:r>
+      <w:r>
+        <w:rPr>
+          <w:lang w:val="en-US"/>
+        </w:rPr>
+        <w:t>start</w:t>
+      </w:r>
+      <w:r>
+        <w:t xml:space="preserve"> и показывает клавиатуру</w:t>
+      </w:r>
+      <w:r>
+        <w:t xml:space="preserve"> главного меню (рисунок 5).</w:t>
+      </w:r>
+    </w:p>
+    <w:p>
+      <w:pPr>
+        <w:pStyle w:val="af1"/>
+      </w:pPr>
+      <w:r>
+        <w:lastRenderedPageBreak/>
+        <w:drawing>
+          <wp:inline distT="0" distB="0" distL="0" distR="0" wp14:anchorId="421C1372" wp14:editId="4A22C578">
+            <wp:extent cx="3067050" cy="2895600"/>
+            <wp:effectExtent l="0" t="0" r="0" b="0"/>
+            <wp:docPr id="4" name="Рисунок 4"/>
+            <wp:cNvGraphicFramePr>
+              <a:graphicFrameLocks xmlns:a="http://schemas.openxmlformats.org/drawingml/2006/main" noChangeAspect="1"/>
+            </wp:cNvGraphicFramePr>
+            <a:graphic xmlns:a="http://schemas.openxmlformats.org/drawingml/2006/main">
+              <a:graphicData uri="http://schemas.openxmlformats.org/drawingml/2006/picture">
+                <pic:pic xmlns:pic="http://schemas.openxmlformats.org/drawingml/2006/picture">
+                  <pic:nvPicPr>
+                    <pic:cNvPr id="1" name=""/>
+                    <pic:cNvPicPr/>
+                  </pic:nvPicPr>
+                  <pic:blipFill>
+                    <a:blip r:embed="rId12"/>
+                    <a:stretch>
+                      <a:fillRect/>
+                    </a:stretch>
+                  </pic:blipFill>
+                  <pic:spPr>
+                    <a:xfrm>
+                      <a:off x="0" y="0"/>
+                      <a:ext cx="3067050" cy="2895600"/>
+                    </a:xfrm>
+                    <a:prstGeom prst="rect">
+                      <a:avLst/>
+                    </a:prstGeom>
+                  </pic:spPr>
+                </pic:pic>
+              </a:graphicData>
+            </a:graphic>
+          </wp:inline>
+        </w:drawing>
+      </w:r>
+      <w:r>
+        <w:t xml:space="preserve"> </w:t>
+      </w:r>
+    </w:p>
+    <w:p>
+      <w:pPr>
+        <w:pStyle w:val="af1"/>
+        <w:rPr>
+          <w:lang w:val="en-US"/>
+        </w:rPr>
+      </w:pPr>
+      <w:r>
+        <w:t xml:space="preserve">Рисунок 5 – Модуль </w:t>
+      </w:r>
+      <w:r>
+        <w:rPr>
+          <w:lang w:val="en-US"/>
+        </w:rPr>
+        <w:t>Start</w:t>
+      </w:r>
+    </w:p>
+    <w:p>
+      <w:pPr>
+        <w:pStyle w:val="a5"/>
+      </w:pPr>
+      <w:r>
         <w:t xml:space="preserve">Весь процесс разработки был зафиксирован в виде дерева коммитов СУВ </w:t>
       </w:r>
       <w:r>
@@ -245,7 +468,13 @@
         <w:t xml:space="preserve"> (</w:t>
       </w:r>
       <w:r>
-        <w:t>рисунок 3).</w:t>
+        <w:t xml:space="preserve">рисунок </w:t>
+      </w:r>
+      <w:r>
+        <w:t>6</w:t>
+      </w:r>
+      <w:r>
+        <w:t>).</w:t>
       </w:r>
     </w:p>
     <w:p>
@@ -256,11 +485,10 @@
         </w:rPr>
       </w:pPr>
       <w:r>
-        <w:lastRenderedPageBreak/>
         <w:drawing>
-          <wp:inline distT="0" distB="0" distL="0" distR="0" wp14:anchorId="26E829B5" wp14:editId="4B0C62ED">
-            <wp:extent cx="4276723" cy="3467100"/>
-            <wp:effectExtent l="0" t="0" r="0" b="0"/>
+          <wp:inline distT="0" distB="0" distL="0" distR="0" wp14:anchorId="26E829B5" wp14:editId="68DF96DF">
+            <wp:extent cx="5880476" cy="3295650"/>
+            <wp:effectExtent l="0" t="0" r="6350" b="0"/>
             <wp:docPr id="12" name="Рисунок 12"/>
             <wp:cNvGraphicFramePr>
               <a:graphicFrameLocks xmlns:a="http://schemas.openxmlformats.org/drawingml/2006/main" noChangeAspect="1"/>
@@ -273,7 +501,7 @@
                     <pic:cNvPicPr/>
                   </pic:nvPicPr>
                   <pic:blipFill>
-                    <a:blip r:embed="rId10">
+                    <a:blip r:embed="rId13">
                       <a:extLst>
                         <a:ext uri="{28A0092B-C50C-407E-A947-70E740481C1C}">
                           <a14:useLocalDpi xmlns:a14="http://schemas.microsoft.com/office/drawing/2010/main" val="0"/>
@@ -287,7 +515,7 @@
                   <pic:spPr>
                     <a:xfrm>
                       <a:off x="0" y="0"/>
-                      <a:ext cx="4316217" cy="3499117"/>
+                      <a:ext cx="5889632" cy="3300781"/>
                     </a:xfrm>
                     <a:prstGeom prst="rect">
                       <a:avLst/>
@@ -305,7 +533,13 @@
         <w:pStyle w:val="af1"/>
       </w:pPr>
       <w:r>
-        <w:t xml:space="preserve">Рисунок 3 – Дерево коммитов </w:t>
+        <w:t xml:space="preserve">Рисунок </w:t>
+      </w:r>
+      <w:r>
+        <w:t>6</w:t>
+      </w:r>
+      <w:r>
+        <w:t xml:space="preserve"> – Дерево коммитов </w:t>
       </w:r>
       <w:r>
         <w:rPr>
@@ -319,7 +553,13 @@
         <w:pStyle w:val="a5"/>
       </w:pPr>
       <w:r>
-        <w:t>После окончания спринта была создана диаграмма сгорания тикетов (рисунок 4).</w:t>
+        <w:t xml:space="preserve">После окончания спринта была создана диаграмма сгорания тикетов (рисунок </w:t>
+      </w:r>
+      <w:r>
+        <w:t>7</w:t>
+      </w:r>
+      <w:r>
+        <w:t>).</w:t>
       </w:r>
     </w:p>
     <w:p>
@@ -327,10 +567,11 @@
         <w:pStyle w:val="af1"/>
       </w:pPr>
       <w:r>
+        <w:lastRenderedPageBreak/>
         <w:drawing>
-          <wp:inline distT="0" distB="0" distL="0" distR="0" wp14:anchorId="741A6113" wp14:editId="2D5D170E">
-            <wp:extent cx="4563133" cy="3419475"/>
-            <wp:effectExtent l="0" t="0" r="8890" b="0"/>
+          <wp:inline distT="0" distB="0" distL="0" distR="0" wp14:anchorId="741A6113" wp14:editId="2E522584">
+            <wp:extent cx="4519190" cy="3482000"/>
+            <wp:effectExtent l="0" t="0" r="0" b="4445"/>
             <wp:docPr id="15" name="Рисунок 15"/>
             <wp:cNvGraphicFramePr>
               <a:graphicFrameLocks xmlns:a="http://schemas.openxmlformats.org/drawingml/2006/main" noChangeAspect="1"/>
@@ -343,7 +584,7 @@
                     <pic:cNvPicPr/>
                   </pic:nvPicPr>
                   <pic:blipFill>
-                    <a:blip r:embed="rId11">
+                    <a:blip r:embed="rId14">
                       <a:extLst>
                         <a:ext uri="{28A0092B-C50C-407E-A947-70E740481C1C}">
                           <a14:useLocalDpi xmlns:a14="http://schemas.microsoft.com/office/drawing/2010/main" val="0"/>
@@ -357,7 +598,7 @@
                   <pic:spPr>
                     <a:xfrm>
                       <a:off x="0" y="0"/>
-                      <a:ext cx="4646569" cy="3482000"/>
+                      <a:ext cx="4519190" cy="3482000"/>
                     </a:xfrm>
                     <a:prstGeom prst="rect">
                       <a:avLst/>
@@ -369,30 +610,35 @@
           </wp:inline>
         </w:drawing>
       </w:r>
+    </w:p>
+    <w:p>
+      <w:pPr>
+        <w:pStyle w:val="af1"/>
+      </w:pPr>
       <w:r>
-        <w:t>9</w:t>
+        <w:t xml:space="preserve">Рисунок </w:t>
+      </w:r>
+      <w:r>
+        <w:rPr>
+          <w:lang w:val="en-US"/>
+        </w:rPr>
+        <w:t>7</w:t>
+      </w:r>
+      <w:r>
+        <w:t xml:space="preserve"> – Диаграмма сгорания тикетов</w:t>
       </w:r>
     </w:p>
     <w:p>
       <w:pPr>
-        <w:pStyle w:val="af1"/>
-      </w:pPr>
-      <w:r>
-        <w:t>Рисунок 4 – Диаграмма сгорания тикетов</w:t>
-      </w:r>
+        <w:pStyle w:val="a5"/>
+      </w:pPr>
     </w:p>
     <w:p>
       <w:pPr>
-        <w:pStyle w:val="a5"/>
-      </w:pPr>
-    </w:p>
-    <w:p>
-      <w:pPr>
         <w:pStyle w:val="1"/>
         <w:ind w:firstLine="708"/>
       </w:pPr>
       <w:r>
-        <w:lastRenderedPageBreak/>
         <w:t>3 Планы на следующий спринт</w:t>
       </w:r>
     </w:p>
@@ -400,35 +646,24 @@
     <w:p>
       <w:pPr>
         <w:pStyle w:val="a5"/>
+        <w:rPr>
+          <w:lang w:val="en-US"/>
+        </w:rPr>
       </w:pPr>
       <w:r>
         <w:t xml:space="preserve">Планы на </w:t>
       </w:r>
       <w:r>
-        <w:t>третий</w:t>
+        <w:t>четвертый</w:t>
       </w:r>
       <w:r>
-        <w:t xml:space="preserve"> спринт заключаются в создании</w:t>
+        <w:t xml:space="preserve"> спринт</w:t>
       </w:r>
       <w:r>
-        <w:t xml:space="preserve"> архитектуры приложения, базы данных</w:t>
-      </w:r>
-      <w:r>
-        <w:t>.</w:t>
-      </w:r>
-    </w:p>
-    <w:p>
-      <w:pPr>
-        <w:pStyle w:val="a5"/>
-      </w:pPr>
-      <w:r>
-        <w:t xml:space="preserve">Итогом </w:t>
-      </w:r>
-      <w:r>
-        <w:t>третьего</w:t>
-      </w:r>
-      <w:r>
-        <w:t xml:space="preserve"> спринта должен выйти:</w:t>
+        <w:rPr>
+          <w:lang w:val="en-US"/>
+        </w:rPr>
+        <w:t>:</w:t>
       </w:r>
     </w:p>
     <w:p>
@@ -440,7 +675,7 @@
         </w:numPr>
       </w:pPr>
       <w:r>
-        <w:t>Код разделен логически на насколько файлов</w:t>
+        <w:t>Изменить и добавить больше инструментов разработки</w:t>
       </w:r>
       <w:r>
         <w:t>,</w:t>
@@ -455,12 +690,15 @@
         </w:numPr>
       </w:pPr>
       <w:r>
-        <w:t>Продумана и создана структура БД.</w:t>
+        <w:t>Создать модуль создания очереди и присоединения к существующей</w:t>
+      </w:r>
+      <w:r>
+        <w:t>.</w:t>
       </w:r>
     </w:p>
     <w:sectPr>
-      <w:footerReference w:type="default" r:id="rId12"/>
-      <w:footerReference w:type="first" r:id="rId13"/>
+      <w:footerReference w:type="default" r:id="rId15"/>
+      <w:footerReference w:type="first" r:id="rId16"/>
       <w:pgSz w:w="11906" w:h="16838"/>
       <w:pgMar w:top="1134" w:right="567" w:bottom="1134" w:left="1701" w:header="709" w:footer="709" w:gutter="0"/>
       <w:cols w:space="708"/>

--- a/Козелков Дмитрий Игоревич КИ24-16.1Б.docx
+++ b/Козелков Дмитрий Игоревич КИ24-16.1Б.docx
@@ -39,9 +39,9 @@
       </w:pPr>
       <w:r>
         <w:drawing>
-          <wp:inline distT="0" distB="0" distL="0" distR="0" wp14:anchorId="0464AE89" wp14:editId="1EC8B4E8">
-            <wp:extent cx="6014848" cy="3019425"/>
-            <wp:effectExtent l="0" t="0" r="5080" b="0"/>
+          <wp:inline distT="0" distB="0" distL="0" distR="0" wp14:anchorId="0464AE89" wp14:editId="3354371E">
+            <wp:extent cx="5924404" cy="3695700"/>
+            <wp:effectExtent l="0" t="0" r="635" b="0"/>
             <wp:docPr id="1" name="Рисунок 1"/>
             <wp:cNvGraphicFramePr>
               <a:graphicFrameLocks xmlns:a="http://schemas.openxmlformats.org/drawingml/2006/main" noChangeAspect="1"/>
@@ -68,7 +68,7 @@
                   <pic:spPr>
                     <a:xfrm>
                       <a:off x="0" y="0"/>
-                      <a:ext cx="6024378" cy="3024209"/>
+                      <a:ext cx="5942804" cy="3707178"/>
                     </a:xfrm>
                     <a:prstGeom prst="rect">
                       <a:avLst/>
@@ -98,7 +98,7 @@
         <w:t xml:space="preserve">Список задач на </w:t>
       </w:r>
       <w:r>
-        <w:t>второй</w:t>
+        <w:t>четвертый</w:t>
       </w:r>
       <w:r>
         <w:t xml:space="preserve"> спринт</w:t>
@@ -137,19 +137,10 @@
         <w:pStyle w:val="a5"/>
       </w:pPr>
       <w:r>
-        <w:t xml:space="preserve">По итогам текущего спринта была </w:t>
-      </w:r>
-      <w:r>
-        <w:t>изменена</w:t>
-      </w:r>
-      <w:r>
-        <w:t xml:space="preserve"> база данных</w:t>
-      </w:r>
-      <w:r>
-        <w:t>, а именно, расширен столбец очередей</w:t>
-      </w:r>
-      <w:r>
-        <w:t xml:space="preserve"> (рисунок 2).</w:t>
+        <w:t xml:space="preserve">По итогам текущего спринта </w:t>
+      </w:r>
+      <w:r>
+        <w:t>был изменен инструмент создания модулей, а именно, добавлена автогенерация некоторых строк кода (рисунок 2).</w:t>
       </w:r>
     </w:p>
     <w:p>
@@ -161,9 +152,9 @@
       </w:pPr>
       <w:r>
         <w:drawing>
-          <wp:inline distT="0" distB="0" distL="0" distR="0" wp14:anchorId="410C202E" wp14:editId="7468294B">
-            <wp:extent cx="5542028" cy="1792622"/>
-            <wp:effectExtent l="0" t="0" r="1905" b="0"/>
+          <wp:inline distT="0" distB="0" distL="0" distR="0" wp14:anchorId="410C202E" wp14:editId="2205EA76">
+            <wp:extent cx="4213465" cy="2369820"/>
+            <wp:effectExtent l="0" t="0" r="0" b="0"/>
             <wp:docPr id="11" name="Рисунок 11"/>
             <wp:cNvGraphicFramePr>
               <a:graphicFrameLocks xmlns:a="http://schemas.openxmlformats.org/drawingml/2006/main" noChangeAspect="1"/>
@@ -178,7 +169,7 @@
                     </pic:cNvPicPr>
                   </pic:nvPicPr>
                   <pic:blipFill>
-                    <a:blip r:embed="rId9">
+                    <a:blip r:embed="rId9" cstate="print">
                       <a:extLst>
                         <a:ext uri="{28A0092B-C50C-407E-A947-70E740481C1C}">
                           <a14:useLocalDpi xmlns:a14="http://schemas.microsoft.com/office/drawing/2010/main" val="0"/>
@@ -192,7 +183,7 @@
                   <pic:spPr bwMode="auto">
                     <a:xfrm>
                       <a:off x="0" y="0"/>
-                      <a:ext cx="5542028" cy="1792622"/>
+                      <a:ext cx="4243627" cy="2386784"/>
                     </a:xfrm>
                     <a:prstGeom prst="rect">
                       <a:avLst/>
@@ -217,38 +208,43 @@
         <w:t xml:space="preserve">Рисунок 2 – </w:t>
       </w:r>
       <w:r>
-        <w:t xml:space="preserve">База данных в </w:t>
-      </w:r>
-      <w:r>
-        <w:rPr>
-          <w:lang w:val="en-US"/>
-        </w:rPr>
-        <w:t>SQLiteStudio</w:t>
+        <w:t>Код автогенерации</w:t>
       </w:r>
     </w:p>
     <w:p>
       <w:pPr>
         <w:pStyle w:val="a5"/>
       </w:pPr>
-      <w:r>
-        <w:t>Была разработана и применена новая структура организации кода, которая упрощает разработку и позволяет удобно масштабировать проект (рисунок 3).</w:t>
-      </w:r>
     </w:p>
     <w:p>
       <w:pPr>
         <w:pStyle w:val="a5"/>
       </w:pPr>
+      <w:r>
+        <w:lastRenderedPageBreak/>
+        <w:t>Был разработан</w:t>
+      </w:r>
+      <w:r>
+        <w:t xml:space="preserve"> модуль создания очередей, позволяющий создать очередь в системе и получить код-приглашение в нее </w:t>
+      </w:r>
+      <w:r>
+        <w:t>(рисунок 3).</w:t>
+      </w:r>
     </w:p>
     <w:p>
       <w:pPr>
+        <w:pStyle w:val="a5"/>
+      </w:pPr>
+    </w:p>
+    <w:p>
+      <w:pPr>
         <w:pStyle w:val="af1"/>
       </w:pPr>
       <w:r>
-        <w:lastRenderedPageBreak/>
         <w:drawing>
-          <wp:inline distT="0" distB="0" distL="0" distR="0" wp14:anchorId="01B7EBA2" wp14:editId="3FE7D81B">
-            <wp:extent cx="6120130" cy="3852545"/>
-            <wp:effectExtent l="0" t="0" r="0" b="0"/>
+          <wp:inline distT="0" distB="0" distL="0" distR="0" wp14:anchorId="01B7EBA2" wp14:editId="78BF92EF">
+            <wp:extent cx="6049817" cy="2979420"/>
+            <wp:effectExtent l="0" t="0" r="8255" b="0"/>
             <wp:docPr id="2" name="Рисунок 2"/>
             <wp:cNvGraphicFramePr>
               <a:graphicFrameLocks xmlns:a="http://schemas.openxmlformats.org/drawingml/2006/main" noChangeAspect="1"/>
@@ -257,11 +253,17 @@
               <a:graphicData uri="http://schemas.openxmlformats.org/drawingml/2006/picture">
                 <pic:pic xmlns:pic="http://schemas.openxmlformats.org/drawingml/2006/picture">
                   <pic:nvPicPr>
-                    <pic:cNvPr id="1" name=""/>
+                    <pic:cNvPr id="2" name="Рисунок 2"/>
                     <pic:cNvPicPr/>
                   </pic:nvPicPr>
                   <pic:blipFill>
-                    <a:blip r:embed="rId10"/>
+                    <a:blip r:embed="rId10">
+                      <a:extLst>
+                        <a:ext uri="{28A0092B-C50C-407E-A947-70E740481C1C}">
+                          <a14:useLocalDpi xmlns:a14="http://schemas.microsoft.com/office/drawing/2010/main" val="0"/>
+                        </a:ext>
+                      </a:extLst>
+                    </a:blip>
                     <a:stretch>
                       <a:fillRect/>
                     </a:stretch>
@@ -269,7 +271,7 @@
                   <pic:spPr>
                     <a:xfrm>
                       <a:off x="0" y="0"/>
-                      <a:ext cx="6120130" cy="3852545"/>
+                      <a:ext cx="6054315" cy="2981635"/>
                     </a:xfrm>
                     <a:prstGeom prst="rect">
                       <a:avLst/>
@@ -287,15 +289,15 @@
         <w:pStyle w:val="af1"/>
       </w:pPr>
       <w:r>
-        <w:t>Рисунок 3 – Структура исходного кода</w:t>
+        <w:t xml:space="preserve">Рисунок 3 – </w:t>
+      </w:r>
+      <w:r>
+        <w:t>Работа модуля создания очередей</w:t>
       </w:r>
     </w:p>
     <w:p>
-      <w:pPr>
-        <w:pStyle w:val="a5"/>
-      </w:pPr>
-      <w:r>
-        <w:t>Был создан первый инструмент разработки, а именно, команда, генерирующая модуль в нужность структуре (рисунок 4).</w:t>
+      <w:r>
+        <w:t>После создания очереди добавляется запись в базе данных (рисунок 4).</w:t>
       </w:r>
     </w:p>
     <w:p>
@@ -304,10 +306,10 @@
       </w:pPr>
       <w:r>
         <w:drawing>
-          <wp:inline distT="0" distB="0" distL="0" distR="0" wp14:anchorId="123DFCC8" wp14:editId="2DFAF0FE">
-            <wp:extent cx="6120130" cy="1171575"/>
-            <wp:effectExtent l="0" t="0" r="0" b="9525"/>
-            <wp:docPr id="3" name="Рисунок 3"/>
+          <wp:inline distT="0" distB="0" distL="0" distR="0" wp14:anchorId="1A93208B" wp14:editId="29816B08">
+            <wp:extent cx="6120130" cy="271780"/>
+            <wp:effectExtent l="0" t="0" r="0" b="0"/>
+            <wp:docPr id="5" name="Рисунок 5"/>
             <wp:cNvGraphicFramePr>
               <a:graphicFrameLocks xmlns:a="http://schemas.openxmlformats.org/drawingml/2006/main" noChangeAspect="1"/>
             </wp:cNvGraphicFramePr>
@@ -327,7 +329,7 @@
                   <pic:spPr>
                     <a:xfrm>
                       <a:off x="0" y="0"/>
-                      <a:ext cx="6120130" cy="1171575"/>
+                      <a:ext cx="6120130" cy="271780"/>
                     </a:xfrm>
                     <a:prstGeom prst="rect">
                       <a:avLst/>
@@ -345,60 +347,69 @@
         <w:pStyle w:val="af1"/>
       </w:pPr>
       <w:r>
-        <w:t>Рисунок 4 – Команда для генерации модулей</w:t>
-      </w:r>
-    </w:p>
-    <w:p>
-      <w:pPr>
-        <w:pStyle w:val="a5"/>
-      </w:pPr>
-      <w:r>
-        <w:t>Было зафиксировано, что генерация пустых модулей упрощает работу, но помимо этого можно еще генерировать типичные строки, импорты и тому подобное.</w:t>
-      </w:r>
-    </w:p>
-    <w:p>
-      <w:pPr>
-        <w:pStyle w:val="a5"/>
-      </w:pPr>
-      <w:r>
-        <w:t xml:space="preserve">Был создан модуль </w:t>
+        <w:t xml:space="preserve">Рисунок 4 – Запись в </w:t>
       </w:r>
       <w:r>
         <w:rPr>
           <w:lang w:val="en-US"/>
         </w:rPr>
-        <w:t>start</w:t>
-      </w:r>
-      <w:r>
-        <w:t xml:space="preserve">, который обрабатывает ввод команды </w:t>
-      </w:r>
-      <w:r>
-        <w:t>/</w:t>
-      </w:r>
-      <w:r>
-        <w:rPr>
-          <w:lang w:val="en-US"/>
-        </w:rPr>
-        <w:t>start</w:t>
-      </w:r>
-      <w:r>
-        <w:t xml:space="preserve"> и показывает клавиатуру</w:t>
-      </w:r>
-      <w:r>
-        <w:t xml:space="preserve"> главного меню (рисунок 5).</w:t>
+        <w:t>SQLiteStudio</w:t>
       </w:r>
     </w:p>
     <w:p>
       <w:pPr>
+        <w:pStyle w:val="a5"/>
+      </w:pPr>
+      <w:r>
+        <w:t>Был разработан модул</w:t>
+      </w:r>
+      <w:r>
+        <w:t>ь присоединения к</w:t>
+      </w:r>
+      <w:r>
+        <w:t xml:space="preserve"> очеред</w:t>
+      </w:r>
+      <w:r>
+        <w:t>ям</w:t>
+      </w:r>
+      <w:r>
+        <w:t xml:space="preserve">, позволяющий </w:t>
+      </w:r>
+      <w:r>
+        <w:t>присоединиться к</w:t>
+      </w:r>
+      <w:r>
+        <w:t xml:space="preserve"> очеред</w:t>
+      </w:r>
+      <w:r>
+        <w:t>и</w:t>
+      </w:r>
+      <w:r>
+        <w:t xml:space="preserve"> в системе </w:t>
+      </w:r>
+      <w:r>
+        <w:t>через</w:t>
+      </w:r>
+      <w:r>
+        <w:t xml:space="preserve"> код-приглашение в нее (рисунок </w:t>
+      </w:r>
+      <w:r>
+        <w:t>5</w:t>
+      </w:r>
+      <w:r>
+        <w:t>).</w:t>
+      </w:r>
+    </w:p>
+    <w:p>
+      <w:pPr>
         <w:pStyle w:val="af1"/>
       </w:pPr>
       <w:r>
-        <w:lastRenderedPageBreak/>
         <w:drawing>
-          <wp:inline distT="0" distB="0" distL="0" distR="0" wp14:anchorId="421C1372" wp14:editId="4A22C578">
-            <wp:extent cx="3067050" cy="2895600"/>
-            <wp:effectExtent l="0" t="0" r="0" b="0"/>
-            <wp:docPr id="4" name="Рисунок 4"/>
+          <wp:inline distT="0" distB="0" distL="0" distR="0" wp14:anchorId="123DFCC8" wp14:editId="196BECC1">
+            <wp:extent cx="2894680" cy="2011680"/>
+            <wp:effectExtent l="0" t="0" r="1270" b="7620"/>
+            <wp:docPr id="3" name="Рисунок 3"/>
             <wp:cNvGraphicFramePr>
               <a:graphicFrameLocks xmlns:a="http://schemas.openxmlformats.org/drawingml/2006/main" noChangeAspect="1"/>
             </wp:cNvGraphicFramePr>
@@ -406,11 +417,17 @@
               <a:graphicData uri="http://schemas.openxmlformats.org/drawingml/2006/picture">
                 <pic:pic xmlns:pic="http://schemas.openxmlformats.org/drawingml/2006/picture">
                   <pic:nvPicPr>
-                    <pic:cNvPr id="1" name=""/>
+                    <pic:cNvPr id="3" name="Рисунок 3"/>
                     <pic:cNvPicPr/>
                   </pic:nvPicPr>
                   <pic:blipFill>
-                    <a:blip r:embed="rId12"/>
+                    <a:blip r:embed="rId12" cstate="print">
+                      <a:extLst>
+                        <a:ext uri="{28A0092B-C50C-407E-A947-70E740481C1C}">
+                          <a14:useLocalDpi xmlns:a14="http://schemas.microsoft.com/office/drawing/2010/main" val="0"/>
+                        </a:ext>
+                      </a:extLst>
+                    </a:blip>
                     <a:stretch>
                       <a:fillRect/>
                     </a:stretch>
@@ -418,7 +435,7 @@
                   <pic:spPr>
                     <a:xfrm>
                       <a:off x="0" y="0"/>
-                      <a:ext cx="3067050" cy="2895600"/>
+                      <a:ext cx="2942383" cy="2044831"/>
                     </a:xfrm>
                     <a:prstGeom prst="rect">
                       <a:avLst/>
@@ -430,8 +447,48 @@
           </wp:inline>
         </w:drawing>
       </w:r>
-      <w:r>
-        <w:t xml:space="preserve"> </w:t>
+    </w:p>
+    <w:p>
+      <w:pPr>
+        <w:pStyle w:val="af1"/>
+      </w:pPr>
+      <w:r>
+        <w:t xml:space="preserve">Рисунок </w:t>
+      </w:r>
+      <w:r>
+        <w:t>5 – Работа модуля присоеденения к очереди</w:t>
+      </w:r>
+    </w:p>
+    <w:p>
+      <w:pPr>
+        <w:pStyle w:val="a5"/>
+      </w:pPr>
+    </w:p>
+    <w:p>
+      <w:pPr>
+        <w:pStyle w:val="a5"/>
+      </w:pPr>
+      <w:r>
+        <w:lastRenderedPageBreak/>
+        <w:t xml:space="preserve">Весь процесс разработки был зафиксирован в виде дерева коммитов СУВ </w:t>
+      </w:r>
+      <w:r>
+        <w:rPr>
+          <w:lang w:val="en-US"/>
+        </w:rPr>
+        <w:t>Git</w:t>
+      </w:r>
+      <w:r>
+        <w:t xml:space="preserve"> (</w:t>
+      </w:r>
+      <w:r>
+        <w:t xml:space="preserve">рисунок </w:t>
+      </w:r>
+      <w:r>
+        <w:t>6</w:t>
+      </w:r>
+      <w:r>
+        <w:t>).</w:t>
       </w:r>
     </w:p>
     <w:p>
@@ -442,53 +499,10 @@
         </w:rPr>
       </w:pPr>
       <w:r>
-        <w:t xml:space="preserve">Рисунок 5 – Модуль </w:t>
-      </w:r>
-      <w:r>
-        <w:rPr>
-          <w:lang w:val="en-US"/>
-        </w:rPr>
-        <w:t>Start</w:t>
-      </w:r>
-    </w:p>
-    <w:p>
-      <w:pPr>
-        <w:pStyle w:val="a5"/>
-      </w:pPr>
-      <w:r>
-        <w:t xml:space="preserve">Весь процесс разработки был зафиксирован в виде дерева коммитов СУВ </w:t>
-      </w:r>
-      <w:r>
-        <w:rPr>
-          <w:lang w:val="en-US"/>
-        </w:rPr>
-        <w:t>Git</w:t>
-      </w:r>
-      <w:r>
-        <w:t xml:space="preserve"> (</w:t>
-      </w:r>
-      <w:r>
-        <w:t xml:space="preserve">рисунок </w:t>
-      </w:r>
-      <w:r>
-        <w:t>6</w:t>
-      </w:r>
-      <w:r>
-        <w:t>).</w:t>
-      </w:r>
-    </w:p>
-    <w:p>
-      <w:pPr>
-        <w:pStyle w:val="af1"/>
-        <w:rPr>
-          <w:lang w:val="en-US"/>
-        </w:rPr>
-      </w:pPr>
-      <w:r>
         <w:drawing>
-          <wp:inline distT="0" distB="0" distL="0" distR="0" wp14:anchorId="26E829B5" wp14:editId="68DF96DF">
-            <wp:extent cx="5880476" cy="3295650"/>
-            <wp:effectExtent l="0" t="0" r="6350" b="0"/>
+          <wp:inline distT="0" distB="0" distL="0" distR="0" wp14:anchorId="26E829B5" wp14:editId="1E0F64AF">
+            <wp:extent cx="5889632" cy="2872576"/>
+            <wp:effectExtent l="0" t="0" r="0" b="4445"/>
             <wp:docPr id="12" name="Рисунок 12"/>
             <wp:cNvGraphicFramePr>
               <a:graphicFrameLocks xmlns:a="http://schemas.openxmlformats.org/drawingml/2006/main" noChangeAspect="1"/>
@@ -515,7 +529,7 @@
                   <pic:spPr>
                     <a:xfrm>
                       <a:off x="0" y="0"/>
-                      <a:ext cx="5889632" cy="3300781"/>
+                      <a:ext cx="5889632" cy="2872576"/>
                     </a:xfrm>
                     <a:prstGeom prst="rect">
                       <a:avLst/>
@@ -567,11 +581,10 @@
         <w:pStyle w:val="af1"/>
       </w:pPr>
       <w:r>
-        <w:lastRenderedPageBreak/>
         <w:drawing>
-          <wp:inline distT="0" distB="0" distL="0" distR="0" wp14:anchorId="741A6113" wp14:editId="2E522584">
-            <wp:extent cx="4519190" cy="3482000"/>
-            <wp:effectExtent l="0" t="0" r="0" b="4445"/>
+          <wp:inline distT="0" distB="0" distL="0" distR="0" wp14:anchorId="741A6113" wp14:editId="15F09178">
+            <wp:extent cx="4519190" cy="3473024"/>
+            <wp:effectExtent l="0" t="0" r="0" b="0"/>
             <wp:docPr id="15" name="Рисунок 15"/>
             <wp:cNvGraphicFramePr>
               <a:graphicFrameLocks xmlns:a="http://schemas.openxmlformats.org/drawingml/2006/main" noChangeAspect="1"/>
@@ -598,7 +611,7 @@
                   <pic:spPr>
                     <a:xfrm>
                       <a:off x="0" y="0"/>
-                      <a:ext cx="4519190" cy="3482000"/>
+                      <a:ext cx="4519190" cy="3473024"/>
                     </a:xfrm>
                     <a:prstGeom prst="rect">
                       <a:avLst/>
@@ -619,9 +632,6 @@
         <w:t xml:space="preserve">Рисунок </w:t>
       </w:r>
       <w:r>
-        <w:rPr>
-          <w:lang w:val="en-US"/>
-        </w:rPr>
         <w:t>7</w:t>
       </w:r>
       <w:r>
@@ -639,6 +649,7 @@
         <w:ind w:firstLine="708"/>
       </w:pPr>
       <w:r>
+        <w:lastRenderedPageBreak/>
         <w:t>3 Планы на следующий спринт</w:t>
       </w:r>
     </w:p>
@@ -654,7 +665,7 @@
         <w:t xml:space="preserve">Планы на </w:t>
       </w:r>
       <w:r>
-        <w:t>четвертый</w:t>
+        <w:t>пятый</w:t>
       </w:r>
       <w:r>
         <w:t xml:space="preserve"> спринт</w:t>
@@ -675,7 +686,7 @@
         </w:numPr>
       </w:pPr>
       <w:r>
-        <w:t>Изменить и добавить больше инструментов разработки</w:t>
+        <w:t>Создать модули списка очередей и редактирования очереди</w:t>
       </w:r>
       <w:r>
         <w:t>,</w:t>
@@ -690,7 +701,19 @@
         </w:numPr>
       </w:pPr>
       <w:r>
-        <w:t>Создать модуль создания очереди и присоединения к существующей</w:t>
+        <w:t xml:space="preserve">Добавить к проекту </w:t>
+      </w:r>
+      <w:r>
+        <w:rPr>
+          <w:lang w:val="en-US"/>
+        </w:rPr>
+        <w:t>Docker</w:t>
+      </w:r>
+      <w:r>
+        <w:t xml:space="preserve"> </w:t>
+      </w:r>
+      <w:r>
+        <w:t>и сделать деплой на выделенный сервер</w:t>
       </w:r>
       <w:r>
         <w:t>.</w:t>

--- a/Козелков Дмитрий Игоревич КИ24-16.1Б.docx
+++ b/Козелков Дмитрий Игоревич КИ24-16.1Б.docx
@@ -39,9 +39,9 @@
       </w:pPr>
       <w:r>
         <w:drawing>
-          <wp:inline distT="0" distB="0" distL="0" distR="0" wp14:anchorId="0464AE89" wp14:editId="3354371E">
-            <wp:extent cx="5924404" cy="3695700"/>
-            <wp:effectExtent l="0" t="0" r="635" b="0"/>
+          <wp:inline distT="0" distB="0" distL="0" distR="0" wp14:anchorId="0464AE89" wp14:editId="0172055B">
+            <wp:extent cx="5942804" cy="3343122"/>
+            <wp:effectExtent l="0" t="0" r="1270" b="0"/>
             <wp:docPr id="1" name="Рисунок 1"/>
             <wp:cNvGraphicFramePr>
               <a:graphicFrameLocks xmlns:a="http://schemas.openxmlformats.org/drawingml/2006/main" noChangeAspect="1"/>
@@ -68,7 +68,7 @@
                   <pic:spPr>
                     <a:xfrm>
                       <a:off x="0" y="0"/>
-                      <a:ext cx="5942804" cy="3707178"/>
+                      <a:ext cx="5942804" cy="3343122"/>
                     </a:xfrm>
                     <a:prstGeom prst="rect">
                       <a:avLst/>
@@ -98,7 +98,7 @@
         <w:t xml:space="preserve">Список задач на </w:t>
       </w:r>
       <w:r>
-        <w:t>четвертый</w:t>
+        <w:t>пятый</w:t>
       </w:r>
       <w:r>
         <w:t xml:space="preserve"> спринт</w:t>
@@ -140,7 +140,13 @@
         <w:t xml:space="preserve">По итогам текущего спринта </w:t>
       </w:r>
       <w:r>
-        <w:t>был изменен инструмент создания модулей, а именно, добавлена автогенерация некоторых строк кода (рисунок 2).</w:t>
+        <w:t xml:space="preserve">был </w:t>
+      </w:r>
+      <w:r>
+        <w:t>добавлен модуль «Мои очереди»</w:t>
+      </w:r>
+      <w:r>
+        <w:t xml:space="preserve"> (рисунок 2).</w:t>
       </w:r>
     </w:p>
     <w:p>
@@ -152,8 +158,8 @@
       </w:pPr>
       <w:r>
         <w:drawing>
-          <wp:inline distT="0" distB="0" distL="0" distR="0" wp14:anchorId="410C202E" wp14:editId="2205EA76">
-            <wp:extent cx="4213465" cy="2369820"/>
+          <wp:inline distT="0" distB="0" distL="0" distR="0" wp14:anchorId="410C202E" wp14:editId="4D55C8B7">
+            <wp:extent cx="2476500" cy="2724461"/>
             <wp:effectExtent l="0" t="0" r="0" b="0"/>
             <wp:docPr id="11" name="Рисунок 11"/>
             <wp:cNvGraphicFramePr>
@@ -183,7 +189,7 @@
                   <pic:spPr bwMode="auto">
                     <a:xfrm>
                       <a:off x="0" y="0"/>
-                      <a:ext cx="4243627" cy="2386784"/>
+                      <a:ext cx="2493172" cy="2742802"/>
                     </a:xfrm>
                     <a:prstGeom prst="rect">
                       <a:avLst/>
@@ -208,7 +214,7 @@
         <w:t xml:space="preserve">Рисунок 2 – </w:t>
       </w:r>
       <w:r>
-        <w:t>Код автогенерации</w:t>
+        <w:t>Работа модуля «Мои очереди»</w:t>
       </w:r>
     </w:p>
     <w:p>
@@ -222,10 +228,25 @@
       </w:pPr>
       <w:r>
         <w:lastRenderedPageBreak/>
-        <w:t>Был разработан</w:t>
+        <w:t xml:space="preserve">Был </w:t>
       </w:r>
       <w:r>
-        <w:t xml:space="preserve"> модуль создания очередей, позволяющий создать очередь в системе и получить код-приглашение в нее </w:t>
+        <w:t xml:space="preserve">интегрирован </w:t>
+      </w:r>
+      <w:r>
+        <w:rPr>
+          <w:lang w:val="en-US"/>
+        </w:rPr>
+        <w:t>Docker</w:t>
+      </w:r>
+      <w:r>
+        <w:t xml:space="preserve"> </w:t>
+      </w:r>
+      <w:r>
+        <w:t>в проект</w:t>
+      </w:r>
+      <w:r>
+        <w:t xml:space="preserve"> </w:t>
       </w:r>
       <w:r>
         <w:t>(рисунок 3).</w:t>
@@ -233,18 +254,13 @@
     </w:p>
     <w:p>
       <w:pPr>
-        <w:pStyle w:val="a5"/>
-      </w:pPr>
-    </w:p>
-    <w:p>
-      <w:pPr>
         <w:pStyle w:val="af1"/>
       </w:pPr>
       <w:r>
         <w:drawing>
-          <wp:inline distT="0" distB="0" distL="0" distR="0" wp14:anchorId="01B7EBA2" wp14:editId="78BF92EF">
-            <wp:extent cx="6049817" cy="2979420"/>
-            <wp:effectExtent l="0" t="0" r="8255" b="0"/>
+          <wp:inline distT="0" distB="0" distL="0" distR="0" wp14:anchorId="01B7EBA2" wp14:editId="5C21CB2B">
+            <wp:extent cx="3695700" cy="1567125"/>
+            <wp:effectExtent l="0" t="0" r="0" b="0"/>
             <wp:docPr id="2" name="Рисунок 2"/>
             <wp:cNvGraphicFramePr>
               <a:graphicFrameLocks xmlns:a="http://schemas.openxmlformats.org/drawingml/2006/main" noChangeAspect="1"/>
@@ -271,7 +287,7 @@
                   <pic:spPr>
                     <a:xfrm>
                       <a:off x="0" y="0"/>
-                      <a:ext cx="6054315" cy="2981635"/>
+                      <a:ext cx="3707930" cy="1572311"/>
                     </a:xfrm>
                     <a:prstGeom prst="rect">
                       <a:avLst/>
@@ -292,12 +308,24 @@
         <w:t xml:space="preserve">Рисунок 3 – </w:t>
       </w:r>
       <w:r>
-        <w:t>Работа модуля создания очередей</w:t>
+        <w:t xml:space="preserve">Код </w:t>
+      </w:r>
+      <w:r>
+        <w:rPr>
+          <w:lang w:val="en-US"/>
+        </w:rPr>
+        <w:t>Dockerfile</w:t>
       </w:r>
     </w:p>
     <w:p>
+      <w:pPr>
+        <w:pStyle w:val="a5"/>
+      </w:pPr>
       <w:r>
-        <w:t>После создания очереди добавляется запись в базе данных (рисунок 4).</w:t>
+        <w:t>Был запущен сервер, на котором успешно работает проект</w:t>
+      </w:r>
+      <w:r>
+        <w:t xml:space="preserve"> (рисунок 4).</w:t>
       </w:r>
     </w:p>
     <w:p>
@@ -306,8 +334,8 @@
       </w:pPr>
       <w:r>
         <w:drawing>
-          <wp:inline distT="0" distB="0" distL="0" distR="0" wp14:anchorId="1A93208B" wp14:editId="29816B08">
-            <wp:extent cx="6120130" cy="271780"/>
+          <wp:inline distT="0" distB="0" distL="0" distR="0" wp14:anchorId="1A93208B" wp14:editId="423250DB">
+            <wp:extent cx="6219249" cy="1684020"/>
             <wp:effectExtent l="0" t="0" r="0" b="0"/>
             <wp:docPr id="5" name="Рисунок 5"/>
             <wp:cNvGraphicFramePr>
@@ -317,11 +345,17 @@
               <a:graphicData uri="http://schemas.openxmlformats.org/drawingml/2006/picture">
                 <pic:pic xmlns:pic="http://schemas.openxmlformats.org/drawingml/2006/picture">
                   <pic:nvPicPr>
-                    <pic:cNvPr id="1" name=""/>
+                    <pic:cNvPr id="5" name="Рисунок 5"/>
                     <pic:cNvPicPr/>
                   </pic:nvPicPr>
                   <pic:blipFill>
-                    <a:blip r:embed="rId11"/>
+                    <a:blip r:embed="rId11">
+                      <a:extLst>
+                        <a:ext uri="{28A0092B-C50C-407E-A947-70E740481C1C}">
+                          <a14:useLocalDpi xmlns:a14="http://schemas.microsoft.com/office/drawing/2010/main" val="0"/>
+                        </a:ext>
+                      </a:extLst>
+                    </a:blip>
                     <a:stretch>
                       <a:fillRect/>
                     </a:stretch>
@@ -329,7 +363,7 @@
                   <pic:spPr>
                     <a:xfrm>
                       <a:off x="0" y="0"/>
-                      <a:ext cx="6120130" cy="271780"/>
+                      <a:ext cx="6234319" cy="1688101"/>
                     </a:xfrm>
                     <a:prstGeom prst="rect">
                       <a:avLst/>
@@ -347,13 +381,10 @@
         <w:pStyle w:val="af1"/>
       </w:pPr>
       <w:r>
-        <w:t xml:space="preserve">Рисунок 4 – Запись в </w:t>
+        <w:t xml:space="preserve">Рисунок 4 – </w:t>
       </w:r>
       <w:r>
-        <w:rPr>
-          <w:lang w:val="en-US"/>
-        </w:rPr>
-        <w:t>SQLiteStudio</w:t>
+        <w:t>Консоль удаленного сервера</w:t>
       </w:r>
     </w:p>
     <w:p>
@@ -361,115 +392,6 @@
         <w:pStyle w:val="a5"/>
       </w:pPr>
       <w:r>
-        <w:t>Был разработан модул</w:t>
-      </w:r>
-      <w:r>
-        <w:t>ь присоединения к</w:t>
-      </w:r>
-      <w:r>
-        <w:t xml:space="preserve"> очеред</w:t>
-      </w:r>
-      <w:r>
-        <w:t>ям</w:t>
-      </w:r>
-      <w:r>
-        <w:t xml:space="preserve">, позволяющий </w:t>
-      </w:r>
-      <w:r>
-        <w:t>присоединиться к</w:t>
-      </w:r>
-      <w:r>
-        <w:t xml:space="preserve"> очеред</w:t>
-      </w:r>
-      <w:r>
-        <w:t>и</w:t>
-      </w:r>
-      <w:r>
-        <w:t xml:space="preserve"> в системе </w:t>
-      </w:r>
-      <w:r>
-        <w:t>через</w:t>
-      </w:r>
-      <w:r>
-        <w:t xml:space="preserve"> код-приглашение в нее (рисунок </w:t>
-      </w:r>
-      <w:r>
-        <w:t>5</w:t>
-      </w:r>
-      <w:r>
-        <w:t>).</w:t>
-      </w:r>
-    </w:p>
-    <w:p>
-      <w:pPr>
-        <w:pStyle w:val="af1"/>
-      </w:pPr>
-      <w:r>
-        <w:drawing>
-          <wp:inline distT="0" distB="0" distL="0" distR="0" wp14:anchorId="123DFCC8" wp14:editId="196BECC1">
-            <wp:extent cx="2894680" cy="2011680"/>
-            <wp:effectExtent l="0" t="0" r="1270" b="7620"/>
-            <wp:docPr id="3" name="Рисунок 3"/>
-            <wp:cNvGraphicFramePr>
-              <a:graphicFrameLocks xmlns:a="http://schemas.openxmlformats.org/drawingml/2006/main" noChangeAspect="1"/>
-            </wp:cNvGraphicFramePr>
-            <a:graphic xmlns:a="http://schemas.openxmlformats.org/drawingml/2006/main">
-              <a:graphicData uri="http://schemas.openxmlformats.org/drawingml/2006/picture">
-                <pic:pic xmlns:pic="http://schemas.openxmlformats.org/drawingml/2006/picture">
-                  <pic:nvPicPr>
-                    <pic:cNvPr id="3" name="Рисунок 3"/>
-                    <pic:cNvPicPr/>
-                  </pic:nvPicPr>
-                  <pic:blipFill>
-                    <a:blip r:embed="rId12" cstate="print">
-                      <a:extLst>
-                        <a:ext uri="{28A0092B-C50C-407E-A947-70E740481C1C}">
-                          <a14:useLocalDpi xmlns:a14="http://schemas.microsoft.com/office/drawing/2010/main" val="0"/>
-                        </a:ext>
-                      </a:extLst>
-                    </a:blip>
-                    <a:stretch>
-                      <a:fillRect/>
-                    </a:stretch>
-                  </pic:blipFill>
-                  <pic:spPr>
-                    <a:xfrm>
-                      <a:off x="0" y="0"/>
-                      <a:ext cx="2942383" cy="2044831"/>
-                    </a:xfrm>
-                    <a:prstGeom prst="rect">
-                      <a:avLst/>
-                    </a:prstGeom>
-                  </pic:spPr>
-                </pic:pic>
-              </a:graphicData>
-            </a:graphic>
-          </wp:inline>
-        </w:drawing>
-      </w:r>
-    </w:p>
-    <w:p>
-      <w:pPr>
-        <w:pStyle w:val="af1"/>
-      </w:pPr>
-      <w:r>
-        <w:t xml:space="preserve">Рисунок </w:t>
-      </w:r>
-      <w:r>
-        <w:t>5 – Работа модуля присоеденения к очереди</w:t>
-      </w:r>
-    </w:p>
-    <w:p>
-      <w:pPr>
-        <w:pStyle w:val="a5"/>
-      </w:pPr>
-    </w:p>
-    <w:p>
-      <w:pPr>
-        <w:pStyle w:val="a5"/>
-      </w:pPr>
-      <w:r>
-        <w:lastRenderedPageBreak/>
         <w:t xml:space="preserve">Весь процесс разработки был зафиксирован в виде дерева коммитов СУВ </w:t>
       </w:r>
       <w:r>
@@ -485,7 +407,7 @@
         <w:t xml:space="preserve">рисунок </w:t>
       </w:r>
       <w:r>
-        <w:t>6</w:t>
+        <w:t>5</w:t>
       </w:r>
       <w:r>
         <w:t>).</w:t>
@@ -500,9 +422,9 @@
       </w:pPr>
       <w:r>
         <w:drawing>
-          <wp:inline distT="0" distB="0" distL="0" distR="0" wp14:anchorId="26E829B5" wp14:editId="1E0F64AF">
-            <wp:extent cx="5889632" cy="2872576"/>
-            <wp:effectExtent l="0" t="0" r="0" b="4445"/>
+          <wp:inline distT="0" distB="0" distL="0" distR="0" wp14:anchorId="26E829B5" wp14:editId="0280CC92">
+            <wp:extent cx="2697480" cy="2512212"/>
+            <wp:effectExtent l="0" t="0" r="7620" b="2540"/>
             <wp:docPr id="12" name="Рисунок 12"/>
             <wp:cNvGraphicFramePr>
               <a:graphicFrameLocks xmlns:a="http://schemas.openxmlformats.org/drawingml/2006/main" noChangeAspect="1"/>
@@ -512,6 +434,94 @@
                 <pic:pic xmlns:pic="http://schemas.openxmlformats.org/drawingml/2006/picture">
                   <pic:nvPicPr>
                     <pic:cNvPr id="12" name="Рисунок 12"/>
+                    <pic:cNvPicPr/>
+                  </pic:nvPicPr>
+                  <pic:blipFill>
+                    <a:blip r:embed="rId12">
+                      <a:extLst>
+                        <a:ext uri="{28A0092B-C50C-407E-A947-70E740481C1C}">
+                          <a14:useLocalDpi xmlns:a14="http://schemas.microsoft.com/office/drawing/2010/main" val="0"/>
+                        </a:ext>
+                      </a:extLst>
+                    </a:blip>
+                    <a:stretch>
+                      <a:fillRect/>
+                    </a:stretch>
+                  </pic:blipFill>
+                  <pic:spPr>
+                    <a:xfrm>
+                      <a:off x="0" y="0"/>
+                      <a:ext cx="2740220" cy="2552016"/>
+                    </a:xfrm>
+                    <a:prstGeom prst="rect">
+                      <a:avLst/>
+                    </a:prstGeom>
+                  </pic:spPr>
+                </pic:pic>
+              </a:graphicData>
+            </a:graphic>
+          </wp:inline>
+        </w:drawing>
+      </w:r>
+    </w:p>
+    <w:p>
+      <w:pPr>
+        <w:pStyle w:val="af1"/>
+      </w:pPr>
+      <w:r>
+        <w:t xml:space="preserve">Рисунок </w:t>
+      </w:r>
+      <w:r>
+        <w:t>5</w:t>
+      </w:r>
+      <w:r>
+        <w:t xml:space="preserve"> – Дерево коммитов </w:t>
+      </w:r>
+      <w:r>
+        <w:rPr>
+          <w:lang w:val="en-US"/>
+        </w:rPr>
+        <w:t>Git</w:t>
+      </w:r>
+    </w:p>
+    <w:p>
+      <w:pPr>
+        <w:pStyle w:val="a5"/>
+      </w:pPr>
+    </w:p>
+    <w:p>
+      <w:pPr>
+        <w:pStyle w:val="a5"/>
+      </w:pPr>
+      <w:r>
+        <w:lastRenderedPageBreak/>
+        <w:t xml:space="preserve">После окончания спринта была создана диаграмма сгорания тикетов (рисунок </w:t>
+      </w:r>
+      <w:r>
+        <w:t>6</w:t>
+      </w:r>
+      <w:r>
+        <w:t>).</w:t>
+      </w:r>
+    </w:p>
+    <w:p>
+      <w:pPr>
+        <w:pStyle w:val="af1"/>
+      </w:pPr>
+      <w:r>
+        <w:drawing>
+          <wp:inline distT="0" distB="0" distL="0" distR="0" wp14:anchorId="741A6113" wp14:editId="42E10429">
+            <wp:extent cx="4519190" cy="3411958"/>
+            <wp:effectExtent l="0" t="0" r="0" b="0"/>
+            <wp:docPr id="15" name="Рисунок 15"/>
+            <wp:cNvGraphicFramePr>
+              <a:graphicFrameLocks xmlns:a="http://schemas.openxmlformats.org/drawingml/2006/main" noChangeAspect="1"/>
+            </wp:cNvGraphicFramePr>
+            <a:graphic xmlns:a="http://schemas.openxmlformats.org/drawingml/2006/main">
+              <a:graphicData uri="http://schemas.openxmlformats.org/drawingml/2006/picture">
+                <pic:pic xmlns:pic="http://schemas.openxmlformats.org/drawingml/2006/picture">
+                  <pic:nvPicPr>
+                    <pic:cNvPr id="15" name="Рисунок 15"/>
                     <pic:cNvPicPr/>
                   </pic:nvPicPr>
                   <pic:blipFill>
@@ -529,7 +539,7 @@
                   <pic:spPr>
                     <a:xfrm>
                       <a:off x="0" y="0"/>
-                      <a:ext cx="5889632" cy="2872576"/>
+                      <a:ext cx="4519190" cy="3411958"/>
                     </a:xfrm>
                     <a:prstGeom prst="rect">
                       <a:avLst/>
@@ -553,88 +563,6 @@
         <w:t>6</w:t>
       </w:r>
       <w:r>
-        <w:t xml:space="preserve"> – Дерево коммитов </w:t>
-      </w:r>
-      <w:r>
-        <w:rPr>
-          <w:lang w:val="en-US"/>
-        </w:rPr>
-        <w:t>Git</w:t>
-      </w:r>
-    </w:p>
-    <w:p>
-      <w:pPr>
-        <w:pStyle w:val="a5"/>
-      </w:pPr>
-      <w:r>
-        <w:t xml:space="preserve">После окончания спринта была создана диаграмма сгорания тикетов (рисунок </w:t>
-      </w:r>
-      <w:r>
-        <w:t>7</w:t>
-      </w:r>
-      <w:r>
-        <w:t>).</w:t>
-      </w:r>
-    </w:p>
-    <w:p>
-      <w:pPr>
-        <w:pStyle w:val="af1"/>
-      </w:pPr>
-      <w:r>
-        <w:drawing>
-          <wp:inline distT="0" distB="0" distL="0" distR="0" wp14:anchorId="741A6113" wp14:editId="15F09178">
-            <wp:extent cx="4519190" cy="3473024"/>
-            <wp:effectExtent l="0" t="0" r="0" b="0"/>
-            <wp:docPr id="15" name="Рисунок 15"/>
-            <wp:cNvGraphicFramePr>
-              <a:graphicFrameLocks xmlns:a="http://schemas.openxmlformats.org/drawingml/2006/main" noChangeAspect="1"/>
-            </wp:cNvGraphicFramePr>
-            <a:graphic xmlns:a="http://schemas.openxmlformats.org/drawingml/2006/main">
-              <a:graphicData uri="http://schemas.openxmlformats.org/drawingml/2006/picture">
-                <pic:pic xmlns:pic="http://schemas.openxmlformats.org/drawingml/2006/picture">
-                  <pic:nvPicPr>
-                    <pic:cNvPr id="15" name="Рисунок 15"/>
-                    <pic:cNvPicPr/>
-                  </pic:nvPicPr>
-                  <pic:blipFill>
-                    <a:blip r:embed="rId14">
-                      <a:extLst>
-                        <a:ext uri="{28A0092B-C50C-407E-A947-70E740481C1C}">
-                          <a14:useLocalDpi xmlns:a14="http://schemas.microsoft.com/office/drawing/2010/main" val="0"/>
-                        </a:ext>
-                      </a:extLst>
-                    </a:blip>
-                    <a:stretch>
-                      <a:fillRect/>
-                    </a:stretch>
-                  </pic:blipFill>
-                  <pic:spPr>
-                    <a:xfrm>
-                      <a:off x="0" y="0"/>
-                      <a:ext cx="4519190" cy="3473024"/>
-                    </a:xfrm>
-                    <a:prstGeom prst="rect">
-                      <a:avLst/>
-                    </a:prstGeom>
-                  </pic:spPr>
-                </pic:pic>
-              </a:graphicData>
-            </a:graphic>
-          </wp:inline>
-        </w:drawing>
-      </w:r>
-    </w:p>
-    <w:p>
-      <w:pPr>
-        <w:pStyle w:val="af1"/>
-      </w:pPr>
-      <w:r>
-        <w:t xml:space="preserve">Рисунок </w:t>
-      </w:r>
-      <w:r>
-        <w:t>7</w:t>
-      </w:r>
-      <w:r>
         <w:t xml:space="preserve"> – Диаграмма сгорания тикетов</w:t>
       </w:r>
     </w:p>
@@ -649,7 +577,6 @@
         <w:ind w:firstLine="708"/>
       </w:pPr>
       <w:r>
-        <w:lastRenderedPageBreak/>
         <w:t>3 Планы на следующий спринт</w:t>
       </w:r>
     </w:p>
@@ -665,7 +592,7 @@
         <w:t xml:space="preserve">Планы на </w:t>
       </w:r>
       <w:r>
-        <w:t>пятый</w:t>
+        <w:t>шестой</w:t>
       </w:r>
       <w:r>
         <w:t xml:space="preserve"> спринт</w:t>
@@ -686,7 +613,16 @@
         </w:numPr>
       </w:pPr>
       <w:r>
-        <w:t>Создать модули списка очередей и редактирования очереди</w:t>
+        <w:t>Создать модул</w:t>
+      </w:r>
+      <w:r>
+        <w:t>ь</w:t>
+      </w:r>
+      <w:r>
+        <w:t xml:space="preserve"> </w:t>
+      </w:r>
+      <w:r>
+        <w:t>управления очередью</w:t>
       </w:r>
       <w:r>
         <w:t>,</w:t>
@@ -701,27 +637,15 @@
         </w:numPr>
       </w:pPr>
       <w:r>
-        <w:t xml:space="preserve">Добавить к проекту </w:t>
-      </w:r>
-      <w:r>
-        <w:rPr>
-          <w:lang w:val="en-US"/>
-        </w:rPr>
-        <w:t>Docker</w:t>
-      </w:r>
-      <w:r>
-        <w:t xml:space="preserve"> </w:t>
-      </w:r>
-      <w:r>
-        <w:t>и сделать деплой на выделенный сервер</w:t>
+        <w:t>Исправление багов и ошибок текстового характера</w:t>
       </w:r>
       <w:r>
         <w:t>.</w:t>
       </w:r>
     </w:p>
     <w:sectPr>
-      <w:footerReference w:type="default" r:id="rId15"/>
-      <w:footerReference w:type="first" r:id="rId16"/>
+      <w:footerReference w:type="default" r:id="rId14"/>
+      <w:footerReference w:type="first" r:id="rId15"/>
       <w:pgSz w:w="11906" w:h="16838"/>
       <w:pgMar w:top="1134" w:right="567" w:bottom="1134" w:left="1701" w:header="709" w:footer="709" w:gutter="0"/>
       <w:cols w:space="708"/>

--- a/Козелков Дмитрий Игоревич КИ24-16.1Б.docx
+++ b/Козелков Дмитрий Игоревич КИ24-16.1Б.docx
@@ -39,9 +39,9 @@
       </w:pPr>
       <w:r>
         <w:drawing>
-          <wp:inline distT="0" distB="0" distL="0" distR="0" wp14:anchorId="0464AE89" wp14:editId="0172055B">
-            <wp:extent cx="5942804" cy="3343122"/>
-            <wp:effectExtent l="0" t="0" r="1270" b="0"/>
+          <wp:inline distT="0" distB="0" distL="0" distR="0" wp14:anchorId="0464AE89" wp14:editId="5B186671">
+            <wp:extent cx="5942804" cy="3002035"/>
+            <wp:effectExtent l="0" t="0" r="1270" b="8255"/>
             <wp:docPr id="1" name="Рисунок 1"/>
             <wp:cNvGraphicFramePr>
               <a:graphicFrameLocks xmlns:a="http://schemas.openxmlformats.org/drawingml/2006/main" noChangeAspect="1"/>
@@ -68,7 +68,7 @@
                   <pic:spPr>
                     <a:xfrm>
                       <a:off x="0" y="0"/>
-                      <a:ext cx="5942804" cy="3343122"/>
+                      <a:ext cx="5942804" cy="3002035"/>
                     </a:xfrm>
                     <a:prstGeom prst="rect">
                       <a:avLst/>
@@ -98,7 +98,7 @@
         <w:t xml:space="preserve">Список задач на </w:t>
       </w:r>
       <w:r>
-        <w:t>пятый</w:t>
+        <w:t>шестой</w:t>
       </w:r>
       <w:r>
         <w:t xml:space="preserve"> спринт</w:t>
@@ -143,7 +143,13 @@
         <w:t xml:space="preserve">был </w:t>
       </w:r>
       <w:r>
-        <w:t>добавлен модуль «Мои очереди»</w:t>
+        <w:t>добавлен модуль «</w:t>
+      </w:r>
+      <w:r>
+        <w:t>Просмотр</w:t>
+      </w:r>
+      <w:r>
+        <w:t xml:space="preserve"> очереди»</w:t>
       </w:r>
       <w:r>
         <w:t xml:space="preserve"> (рисунок 2).</w:t>
@@ -158,8 +164,8 @@
       </w:pPr>
       <w:r>
         <w:drawing>
-          <wp:inline distT="0" distB="0" distL="0" distR="0" wp14:anchorId="410C202E" wp14:editId="4D55C8B7">
-            <wp:extent cx="2476500" cy="2724461"/>
+          <wp:inline distT="0" distB="0" distL="0" distR="0" wp14:anchorId="410C202E" wp14:editId="005719F1">
+            <wp:extent cx="6158423" cy="2026920"/>
             <wp:effectExtent l="0" t="0" r="0" b="0"/>
             <wp:docPr id="11" name="Рисунок 11"/>
             <wp:cNvGraphicFramePr>
@@ -175,7 +181,7 @@
                     </pic:cNvPicPr>
                   </pic:nvPicPr>
                   <pic:blipFill>
-                    <a:blip r:embed="rId9" cstate="print">
+                    <a:blip r:embed="rId9">
                       <a:extLst>
                         <a:ext uri="{28A0092B-C50C-407E-A947-70E740481C1C}">
                           <a14:useLocalDpi xmlns:a14="http://schemas.microsoft.com/office/drawing/2010/main" val="0"/>
@@ -189,7 +195,7 @@
                   <pic:spPr bwMode="auto">
                     <a:xfrm>
                       <a:off x="0" y="0"/>
-                      <a:ext cx="2493172" cy="2742802"/>
+                      <a:ext cx="6165366" cy="2029205"/>
                     </a:xfrm>
                     <a:prstGeom prst="rect">
                       <a:avLst/>
@@ -214,7 +220,13 @@
         <w:t xml:space="preserve">Рисунок 2 – </w:t>
       </w:r>
       <w:r>
-        <w:t>Работа модуля «Мои очереди»</w:t>
+        <w:t>Работа модуля «</w:t>
+      </w:r>
+      <w:r>
+        <w:t>Просмотр</w:t>
+      </w:r>
+      <w:r>
+        <w:t xml:space="preserve"> очереди»</w:t>
       </w:r>
     </w:p>
     <w:p>
@@ -227,23 +239,7 @@
         <w:pStyle w:val="a5"/>
       </w:pPr>
       <w:r>
-        <w:lastRenderedPageBreak/>
-        <w:t xml:space="preserve">Был </w:t>
-      </w:r>
-      <w:r>
-        <w:t xml:space="preserve">интегрирован </w:t>
-      </w:r>
-      <w:r>
-        <w:rPr>
-          <w:lang w:val="en-US"/>
-        </w:rPr>
-        <w:t>Docker</w:t>
-      </w:r>
-      <w:r>
-        <w:t xml:space="preserve"> </w:t>
-      </w:r>
-      <w:r>
-        <w:t>в проект</w:t>
+        <w:t>Добавлен макет кнопок управления очередью</w:t>
       </w:r>
       <w:r>
         <w:t xml:space="preserve"> </w:t>
@@ -257,10 +253,11 @@
         <w:pStyle w:val="af1"/>
       </w:pPr>
       <w:r>
+        <w:lastRenderedPageBreak/>
         <w:drawing>
-          <wp:inline distT="0" distB="0" distL="0" distR="0" wp14:anchorId="01B7EBA2" wp14:editId="5C21CB2B">
-            <wp:extent cx="3695700" cy="1567125"/>
-            <wp:effectExtent l="0" t="0" r="0" b="0"/>
+          <wp:inline distT="0" distB="0" distL="0" distR="0" wp14:anchorId="01B7EBA2" wp14:editId="6769F575">
+            <wp:extent cx="3726180" cy="2768252"/>
+            <wp:effectExtent l="0" t="0" r="7620" b="0"/>
             <wp:docPr id="2" name="Рисунок 2"/>
             <wp:cNvGraphicFramePr>
               <a:graphicFrameLocks xmlns:a="http://schemas.openxmlformats.org/drawingml/2006/main" noChangeAspect="1"/>
@@ -287,7 +284,7 @@
                   <pic:spPr>
                     <a:xfrm>
                       <a:off x="0" y="0"/>
-                      <a:ext cx="3707930" cy="1572311"/>
+                      <a:ext cx="3738615" cy="2777490"/>
                     </a:xfrm>
                     <a:prstGeom prst="rect">
                       <a:avLst/>
@@ -305,16 +302,10 @@
         <w:pStyle w:val="af1"/>
       </w:pPr>
       <w:r>
-        <w:t xml:space="preserve">Рисунок 3 – </w:t>
+        <w:t>Рисунок 3 –</w:t>
       </w:r>
       <w:r>
-        <w:t xml:space="preserve">Код </w:t>
-      </w:r>
-      <w:r>
-        <w:rPr>
-          <w:lang w:val="en-US"/>
-        </w:rPr>
-        <w:t>Dockerfile</w:t>
+        <w:t xml:space="preserve"> Макет кнопок инлайн клавиатуры</w:t>
       </w:r>
     </w:p>
     <w:p>
@@ -322,10 +313,10 @@
         <w:pStyle w:val="a5"/>
       </w:pPr>
       <w:r>
-        <w:t>Был запущен сервер, на котором успешно работает проект</w:t>
+        <w:t xml:space="preserve">Были исправлены некоторые ошибки орфографического характера </w:t>
       </w:r>
       <w:r>
-        <w:t xml:space="preserve"> (рисунок 4).</w:t>
+        <w:t>(рисунок 4).</w:t>
       </w:r>
     </w:p>
     <w:p>
@@ -334,8 +325,8 @@
       </w:pPr>
       <w:r>
         <w:drawing>
-          <wp:inline distT="0" distB="0" distL="0" distR="0" wp14:anchorId="1A93208B" wp14:editId="423250DB">
-            <wp:extent cx="6219249" cy="1684020"/>
+          <wp:inline distT="0" distB="0" distL="0" distR="0" wp14:anchorId="1A93208B" wp14:editId="2B28036A">
+            <wp:extent cx="6234319" cy="460624"/>
             <wp:effectExtent l="0" t="0" r="0" b="0"/>
             <wp:docPr id="5" name="Рисунок 5"/>
             <wp:cNvGraphicFramePr>
@@ -363,7 +354,7 @@
                   <pic:spPr>
                     <a:xfrm>
                       <a:off x="0" y="0"/>
-                      <a:ext cx="6234319" cy="1688101"/>
+                      <a:ext cx="6234319" cy="460624"/>
                     </a:xfrm>
                     <a:prstGeom prst="rect">
                       <a:avLst/>
@@ -384,7 +375,7 @@
         <w:t xml:space="preserve">Рисунок 4 – </w:t>
       </w:r>
       <w:r>
-        <w:t>Консоль удаленного сервера</w:t>
+        <w:t>Ошибка орфографического характера</w:t>
       </w:r>
     </w:p>
     <w:p>
@@ -422,9 +413,9 @@
       </w:pPr>
       <w:r>
         <w:drawing>
-          <wp:inline distT="0" distB="0" distL="0" distR="0" wp14:anchorId="26E829B5" wp14:editId="0280CC92">
-            <wp:extent cx="2697480" cy="2512212"/>
-            <wp:effectExtent l="0" t="0" r="7620" b="2540"/>
+          <wp:inline distT="0" distB="0" distL="0" distR="0" wp14:anchorId="26E829B5" wp14:editId="09F2E60C">
+            <wp:extent cx="5914714" cy="2110740"/>
+            <wp:effectExtent l="0" t="0" r="0" b="3810"/>
             <wp:docPr id="12" name="Рисунок 12"/>
             <wp:cNvGraphicFramePr>
               <a:graphicFrameLocks xmlns:a="http://schemas.openxmlformats.org/drawingml/2006/main" noChangeAspect="1"/>
@@ -451,7 +442,7 @@
                   <pic:spPr>
                     <a:xfrm>
                       <a:off x="0" y="0"/>
-                      <a:ext cx="2740220" cy="2552016"/>
+                      <a:ext cx="5924578" cy="2114260"/>
                     </a:xfrm>
                     <a:prstGeom prst="rect">
                       <a:avLst/>
@@ -494,7 +485,6 @@
         <w:pStyle w:val="a5"/>
       </w:pPr>
       <w:r>
-        <w:lastRenderedPageBreak/>
         <w:t xml:space="preserve">После окончания спринта была создана диаграмма сгорания тикетов (рисунок </w:t>
       </w:r>
       <w:r>
@@ -509,10 +499,11 @@
         <w:pStyle w:val="af1"/>
       </w:pPr>
       <w:r>
+        <w:lastRenderedPageBreak/>
         <w:drawing>
-          <wp:inline distT="0" distB="0" distL="0" distR="0" wp14:anchorId="741A6113" wp14:editId="42E10429">
-            <wp:extent cx="4519190" cy="3411958"/>
-            <wp:effectExtent l="0" t="0" r="0" b="0"/>
+          <wp:inline distT="0" distB="0" distL="0" distR="0" wp14:anchorId="741A6113" wp14:editId="13BE0D1F">
+            <wp:extent cx="4519190" cy="3402896"/>
+            <wp:effectExtent l="0" t="0" r="0" b="7620"/>
             <wp:docPr id="15" name="Рисунок 15"/>
             <wp:cNvGraphicFramePr>
               <a:graphicFrameLocks xmlns:a="http://schemas.openxmlformats.org/drawingml/2006/main" noChangeAspect="1"/>
@@ -539,7 +530,7 @@
                   <pic:spPr>
                     <a:xfrm>
                       <a:off x="0" y="0"/>
-                      <a:ext cx="4519190" cy="3411958"/>
+                      <a:ext cx="4519190" cy="3402896"/>
                     </a:xfrm>
                     <a:prstGeom prst="rect">
                       <a:avLst/>
@@ -592,7 +583,7 @@
         <w:t xml:space="preserve">Планы на </w:t>
       </w:r>
       <w:r>
-        <w:t>шестой</w:t>
+        <w:t>седьмой</w:t>
       </w:r>
       <w:r>
         <w:t xml:space="preserve"> спринт</w:t>
@@ -613,16 +604,7 @@
         </w:numPr>
       </w:pPr>
       <w:r>
-        <w:t>Создать модул</w:t>
-      </w:r>
-      <w:r>
-        <w:t>ь</w:t>
-      </w:r>
-      <w:r>
-        <w:t xml:space="preserve"> </w:t>
-      </w:r>
-      <w:r>
-        <w:t>управления очередью</w:t>
+        <w:t>Добавить функционал изменения позиции в очереди</w:t>
       </w:r>
       <w:r>
         <w:t>,</w:t>
@@ -637,7 +619,34 @@
         </w:numPr>
       </w:pPr>
       <w:r>
-        <w:t>Исправление багов и ошибок текстового характера</w:t>
+        <w:t>Добавить функционал администрирования очередью</w:t>
+      </w:r>
+    </w:p>
+    <w:p>
+      <w:pPr>
+        <w:pStyle w:val="a5"/>
+        <w:numPr>
+          <w:ilvl w:val="0"/>
+          <w:numId w:val="50"/>
+        </w:numPr>
+      </w:pPr>
+      <w:r>
+        <w:t>Исправление баго</w:t>
+      </w:r>
+      <w:r>
+        <w:t>в,</w:t>
+      </w:r>
+    </w:p>
+    <w:p>
+      <w:pPr>
+        <w:pStyle w:val="a5"/>
+        <w:numPr>
+          <w:ilvl w:val="0"/>
+          <w:numId w:val="50"/>
+        </w:numPr>
+      </w:pPr>
+      <w:r>
+        <w:t>Выпуск бота</w:t>
       </w:r>
       <w:r>
         <w:t>.</w:t>
